--- a/ele224l_on_calisma/out/TR_Deney5_Ogretici_Rehber.docx
+++ b/ele224l_on_calisma/out/TR_Deney5_Ogretici_Rehber.docx
@@ -8256,6 +8256,2146 @@
         <w:t>Şekil 4.4.1  CE'li ve CE'siz devrenin frekans cevabı (SPICE ve fazör hesabı).</w:t>
       </w:r>
     </w:p>
+    <w:p>
+      <w:r>
+        <w:rPr>
+          <w:rFonts w:ascii="Times New Roman" w:hAnsi="Times New Roman" w:cs="Times New Roman" w:eastAsia="Times New Roman"/>
+          <w:b w:val="0"/>
+          <w:i w:val="0"/>
+        </w:rPr>
+        <w:t xml:space="preserve">Aynı benzetim LTspice ile de koşturuldu; imleçli dalga biçimi penceresi </w:t>
+      </w:r>
+      <w:r>
+        <w:rPr>
+          <w:rFonts w:ascii="Times New Roman" w:hAnsi="Times New Roman" w:cs="Times New Roman" w:eastAsia="Times New Roman"/>
+          <w:b w:val="0"/>
+          <w:i w:val="0"/>
+        </w:rPr>
+        <w:t>Şekil 4.4.2</w:t>
+      </w:r>
+      <w:r>
+        <w:rPr>
+          <w:rFonts w:ascii="Times New Roman" w:hAnsi="Times New Roman" w:cs="Times New Roman" w:eastAsia="Times New Roman"/>
+          <w:b w:val="0"/>
+          <w:i w:val="0"/>
+        </w:rPr>
+        <w:t xml:space="preserve">'de, imleç değerleri ile aynı x'te ngspice değerlerinin karşılaştırması </w:t>
+      </w:r>
+      <w:r>
+        <w:rPr>
+          <w:rFonts w:ascii="Times New Roman" w:hAnsi="Times New Roman" w:cs="Times New Roman" w:eastAsia="Times New Roman"/>
+          <w:b w:val="0"/>
+          <w:i w:val="0"/>
+        </w:rPr>
+        <w:t>Tablo 4.4.1</w:t>
+      </w:r>
+      <w:r>
+        <w:rPr>
+          <w:rFonts w:ascii="Times New Roman" w:hAnsi="Times New Roman" w:cs="Times New Roman" w:eastAsia="Times New Roman"/>
+          <w:b w:val="0"/>
+          <w:i w:val="0"/>
+        </w:rPr>
+        <w:t>'de verilmiştir. Sayıların birbirini tutması sonucun simülatöre bağlı olmadığını gösterir.</w:t>
+      </w:r>
+    </w:p>
+    <w:p>
+      <w:pPr>
+        <w:keepNext/>
+        <w:spacing w:line="240" w:lineRule="auto"/>
+        <w:jc w:val="center"/>
+      </w:pPr>
+      <w:r>
+        <w:drawing>
+          <wp:inline xmlns:a="http://schemas.openxmlformats.org/drawingml/2006/main" xmlns:pic="http://schemas.openxmlformats.org/drawingml/2006/picture">
+            <wp:extent cx="5580000" cy="3487500"/>
+            <wp:docPr id="7" name="Picture 7"/>
+            <wp:cNvGraphicFramePr>
+              <a:graphicFrameLocks noChangeAspect="1"/>
+            </wp:cNvGraphicFramePr>
+            <a:graphic>
+              <a:graphicData uri="http://schemas.openxmlformats.org/drawingml/2006/picture">
+                <pic:pic>
+                  <pic:nvPicPr>
+                    <pic:cNvPr id="0" name="lt_e5_ce_ac_1.png"/>
+                    <pic:cNvPicPr/>
+                  </pic:nvPicPr>
+                  <pic:blipFill>
+                    <a:blip r:embed="rId16"/>
+                    <a:stretch>
+                      <a:fillRect/>
+                    </a:stretch>
+                  </pic:blipFill>
+                  <pic:spPr>
+                    <a:xfrm>
+                      <a:off x="0" y="0"/>
+                      <a:ext cx="5580000" cy="3487500"/>
+                    </a:xfrm>
+                    <a:prstGeom prst="rect"/>
+                  </pic:spPr>
+                </pic:pic>
+              </a:graphicData>
+            </a:graphic>
+          </wp:inline>
+        </w:drawing>
+      </w:r>
+    </w:p>
+    <w:p>
+      <w:pPr>
+        <w:spacing w:line="240" w:lineRule="auto" w:after="240"/>
+        <w:jc w:val="center"/>
+      </w:pPr>
+      <w:r>
+        <w:rPr>
+          <w:rFonts w:ascii="Times New Roman" w:hAnsi="Times New Roman" w:cs="Times New Roman" w:eastAsia="Times New Roman"/>
+          <w:b w:val="0"/>
+          <w:i w:val="0"/>
+          <w:sz w:val="20"/>
+        </w:rPr>
+        <w:t xml:space="preserve">Şekil 4.4.2  LTspice AC analysis of the common-emitter amplifier with the emitter bypass capacitor </w:t>
+      </w:r>
+      <m:oMath>
+        <m:sSub>
+          <m:e>
+            <m:r>
+              <m:t>C</m:t>
+            </m:r>
+          </m:e>
+          <m:sub>
+            <m:r>
+              <m:t>E</m:t>
+            </m:r>
+          </m:sub>
+        </m:sSub>
+      </m:oMath>
+      <w:r>
+        <w:rPr>
+          <w:rFonts w:ascii="Times New Roman" w:hAnsi="Times New Roman" w:cs="Times New Roman" w:eastAsia="Times New Roman"/>
+          <w:b w:val="0"/>
+          <w:i w:val="0"/>
+          <w:sz w:val="20"/>
+        </w:rPr>
+        <w:t xml:space="preserve"> (LTspice; cihaz seri no: TOBB-7K3Q-0421)</w:t>
+      </w:r>
+    </w:p>
+    <w:p>
+      <w:pPr>
+        <w:keepNext/>
+        <w:spacing w:line="240" w:lineRule="auto" w:after="80"/>
+        <w:jc w:val="center"/>
+      </w:pPr>
+      <w:r>
+        <w:rPr>
+          <w:rFonts w:ascii="Times New Roman" w:hAnsi="Times New Roman" w:cs="Times New Roman" w:eastAsia="Times New Roman"/>
+          <w:b w:val="0"/>
+          <w:i w:val="0"/>
+          <w:sz w:val="20"/>
+        </w:rPr>
+        <w:t xml:space="preserve">Tablo 4.4.1  </w:t>
+      </w:r>
+      <w:r>
+        <w:rPr>
+          <w:rFonts w:ascii="Times New Roman" w:hAnsi="Times New Roman" w:cs="Times New Roman" w:eastAsia="Times New Roman"/>
+          <w:b w:val="0"/>
+          <w:i w:val="0"/>
+          <w:sz w:val="20"/>
+        </w:rPr>
+        <w:t>Şekil 4.4.2</w:t>
+      </w:r>
+      <w:r>
+        <w:rPr>
+          <w:rFonts w:ascii="Times New Roman" w:hAnsi="Times New Roman" w:cs="Times New Roman" w:eastAsia="Times New Roman"/>
+          <w:b w:val="0"/>
+          <w:i w:val="0"/>
+          <w:sz w:val="20"/>
+        </w:rPr>
+        <w:t xml:space="preserve"> imleç değerleri ve aynı x'te ngspice değerleri</w:t>
+      </w:r>
+    </w:p>
+    <w:tbl>
+      <w:tblPr>
+        <w:tblW w:type="auto" w:w="0"/>
+        <w:jc w:val="center"/>
+        <w:tblLayout w:type="fixed"/>
+        <w:tblLook w:firstColumn="1" w:firstRow="1" w:lastColumn="0" w:lastRow="0" w:noHBand="0" w:noVBand="1" w:val="04A0"/>
+      </w:tblPr>
+      <w:tblGrid>
+        <w:gridCol w:w="794"/>
+        <w:gridCol w:w="1928"/>
+        <w:gridCol w:w="1247"/>
+        <w:gridCol w:w="1701"/>
+        <w:gridCol w:w="1701"/>
+        <w:gridCol w:w="1474"/>
+      </w:tblGrid>
+      <w:tr>
+        <w:trPr>
+          <w:tblHeader/>
+          <w:cantSplit/>
+        </w:trPr>
+        <w:tc>
+          <w:tcPr>
+            <w:tcW w:type="dxa" w:w="794"/>
+            <w:tcBorders>
+              <w:top w:val="single" w:sz="4" w:space="0" w:color="000000"/>
+              <w:left w:val="single" w:sz="4" w:space="0" w:color="000000"/>
+              <w:bottom w:val="single" w:sz="4" w:space="0" w:color="000000"/>
+              <w:right w:val="single" w:sz="4" w:space="0" w:color="000000"/>
+            </w:tcBorders>
+            <w:shd w:val="clear" w:color="auto" w:fill="D9D9D9"/>
+          </w:tcPr>
+          <w:p>
+            <w:pPr>
+              <w:keepNext/>
+              <w:spacing w:line="240" w:lineRule="auto" w:after="20"/>
+              <w:jc w:val="left"/>
+            </w:pPr>
+            <w:r>
+              <w:rPr>
+                <w:rFonts w:ascii="Times New Roman" w:hAnsi="Times New Roman" w:cs="Times New Roman" w:eastAsia="Times New Roman"/>
+                <w:b/>
+                <w:i w:val="0"/>
+                <w:sz w:val="17"/>
+              </w:rPr>
+              <w:t>İmleç</w:t>
+            </w:r>
+          </w:p>
+        </w:tc>
+        <w:tc>
+          <w:tcPr>
+            <w:tcW w:type="dxa" w:w="1928"/>
+            <w:tcBorders>
+              <w:top w:val="single" w:sz="4" w:space="0" w:color="000000"/>
+              <w:left w:val="single" w:sz="4" w:space="0" w:color="000000"/>
+              <w:bottom w:val="single" w:sz="4" w:space="0" w:color="000000"/>
+              <w:right w:val="single" w:sz="4" w:space="0" w:color="000000"/>
+            </w:tcBorders>
+            <w:shd w:val="clear" w:color="auto" w:fill="D9D9D9"/>
+          </w:tcPr>
+          <w:p>
+            <w:pPr>
+              <w:keepNext/>
+              <w:spacing w:line="240" w:lineRule="auto" w:after="20"/>
+              <w:jc w:val="center"/>
+            </w:pPr>
+            <w:r>
+              <w:rPr>
+                <w:rFonts w:ascii="Times New Roman" w:hAnsi="Times New Roman" w:cs="Times New Roman" w:eastAsia="Times New Roman"/>
+                <w:b/>
+                <w:i w:val="0"/>
+                <w:sz w:val="17"/>
+              </w:rPr>
+              <w:t>x koordinatı</w:t>
+            </w:r>
+          </w:p>
+        </w:tc>
+        <w:tc>
+          <w:tcPr>
+            <w:tcW w:type="dxa" w:w="1247"/>
+            <w:tcBorders>
+              <w:top w:val="single" w:sz="4" w:space="0" w:color="000000"/>
+              <w:left w:val="single" w:sz="4" w:space="0" w:color="000000"/>
+              <w:bottom w:val="single" w:sz="4" w:space="0" w:color="000000"/>
+              <w:right w:val="single" w:sz="4" w:space="0" w:color="000000"/>
+            </w:tcBorders>
+            <w:shd w:val="clear" w:color="auto" w:fill="D9D9D9"/>
+          </w:tcPr>
+          <w:p>
+            <w:pPr>
+              <w:keepNext/>
+              <w:spacing w:line="240" w:lineRule="auto" w:after="20"/>
+              <w:jc w:val="center"/>
+            </w:pPr>
+            <w:r>
+              <w:rPr>
+                <w:rFonts w:ascii="Times New Roman" w:hAnsi="Times New Roman" w:cs="Times New Roman" w:eastAsia="Times New Roman"/>
+                <w:b/>
+                <w:i w:val="0"/>
+                <w:sz w:val="17"/>
+              </w:rPr>
+              <w:t>Büyüklük</w:t>
+            </w:r>
+          </w:p>
+        </w:tc>
+        <w:tc>
+          <w:tcPr>
+            <w:tcW w:type="dxa" w:w="1701"/>
+            <w:tcBorders>
+              <w:top w:val="single" w:sz="4" w:space="0" w:color="000000"/>
+              <w:left w:val="single" w:sz="4" w:space="0" w:color="000000"/>
+              <w:bottom w:val="single" w:sz="4" w:space="0" w:color="000000"/>
+              <w:right w:val="single" w:sz="4" w:space="0" w:color="000000"/>
+            </w:tcBorders>
+            <w:shd w:val="clear" w:color="auto" w:fill="D9D9D9"/>
+          </w:tcPr>
+          <w:p>
+            <w:pPr>
+              <w:keepNext/>
+              <w:spacing w:line="240" w:lineRule="auto" w:after="20"/>
+              <w:jc w:val="center"/>
+            </w:pPr>
+            <w:r>
+              <w:rPr>
+                <w:rFonts w:ascii="Times New Roman" w:hAnsi="Times New Roman" w:cs="Times New Roman" w:eastAsia="Times New Roman"/>
+                <w:b/>
+                <w:i w:val="0"/>
+                <w:sz w:val="17"/>
+              </w:rPr>
+              <w:t>LTspice</w:t>
+            </w:r>
+          </w:p>
+        </w:tc>
+        <w:tc>
+          <w:tcPr>
+            <w:tcW w:type="dxa" w:w="1701"/>
+            <w:tcBorders>
+              <w:top w:val="single" w:sz="4" w:space="0" w:color="000000"/>
+              <w:left w:val="single" w:sz="4" w:space="0" w:color="000000"/>
+              <w:bottom w:val="single" w:sz="4" w:space="0" w:color="000000"/>
+              <w:right w:val="single" w:sz="4" w:space="0" w:color="000000"/>
+            </w:tcBorders>
+            <w:shd w:val="clear" w:color="auto" w:fill="D9D9D9"/>
+          </w:tcPr>
+          <w:p>
+            <w:pPr>
+              <w:keepNext/>
+              <w:spacing w:line="240" w:lineRule="auto" w:after="20"/>
+              <w:jc w:val="center"/>
+            </w:pPr>
+            <w:r>
+              <w:rPr>
+                <w:rFonts w:ascii="Times New Roman" w:hAnsi="Times New Roman" w:cs="Times New Roman" w:eastAsia="Times New Roman"/>
+                <w:b/>
+                <w:i w:val="0"/>
+                <w:sz w:val="17"/>
+              </w:rPr>
+              <w:t>ngspice</w:t>
+            </w:r>
+          </w:p>
+        </w:tc>
+        <w:tc>
+          <w:tcPr>
+            <w:tcW w:type="dxa" w:w="1474"/>
+            <w:tcBorders>
+              <w:top w:val="single" w:sz="4" w:space="0" w:color="000000"/>
+              <w:left w:val="single" w:sz="4" w:space="0" w:color="000000"/>
+              <w:bottom w:val="single" w:sz="4" w:space="0" w:color="000000"/>
+              <w:right w:val="single" w:sz="4" w:space="0" w:color="000000"/>
+            </w:tcBorders>
+            <w:shd w:val="clear" w:color="auto" w:fill="D9D9D9"/>
+          </w:tcPr>
+          <w:p>
+            <w:pPr>
+              <w:keepNext/>
+              <w:spacing w:line="240" w:lineRule="auto" w:after="20"/>
+              <w:jc w:val="center"/>
+            </w:pPr>
+            <w:r>
+              <w:rPr>
+                <w:rFonts w:ascii="Times New Roman" w:hAnsi="Times New Roman" w:cs="Times New Roman" w:eastAsia="Times New Roman"/>
+                <w:b/>
+                <w:i w:val="0"/>
+                <w:sz w:val="17"/>
+              </w:rPr>
+              <w:t>Fark</w:t>
+            </w:r>
+          </w:p>
+        </w:tc>
+      </w:tr>
+      <w:tr>
+        <w:trPr>
+          <w:cantSplit/>
+        </w:trPr>
+        <w:tc>
+          <w:tcPr>
+            <w:tcW w:type="dxa" w:w="794"/>
+            <w:tcBorders>
+              <w:top w:val="single" w:sz="4" w:space="0" w:color="000000"/>
+              <w:left w:val="single" w:sz="4" w:space="0" w:color="000000"/>
+              <w:bottom w:val="single" w:sz="4" w:space="0" w:color="000000"/>
+              <w:right w:val="single" w:sz="4" w:space="0" w:color="000000"/>
+            </w:tcBorders>
+          </w:tcPr>
+          <w:p>
+            <w:pPr>
+              <w:keepNext/>
+              <w:spacing w:line="240" w:lineRule="auto" w:after="20"/>
+              <w:jc w:val="left"/>
+            </w:pPr>
+            <w:r>
+              <w:rPr>
+                <w:rFonts w:ascii="Times New Roman" w:hAnsi="Times New Roman" w:cs="Times New Roman" w:eastAsia="Times New Roman"/>
+                <w:b w:val="0"/>
+                <w:i w:val="0"/>
+                <w:sz w:val="17"/>
+              </w:rPr>
+              <w:t>1</w:t>
+            </w:r>
+          </w:p>
+        </w:tc>
+        <w:tc>
+          <w:tcPr>
+            <w:tcW w:type="dxa" w:w="1928"/>
+            <w:tcBorders>
+              <w:top w:val="single" w:sz="4" w:space="0" w:color="000000"/>
+              <w:left w:val="single" w:sz="4" w:space="0" w:color="000000"/>
+              <w:bottom w:val="single" w:sz="4" w:space="0" w:color="000000"/>
+              <w:right w:val="single" w:sz="4" w:space="0" w:color="000000"/>
+            </w:tcBorders>
+          </w:tcPr>
+          <w:p>
+            <w:pPr>
+              <w:keepNext/>
+              <w:spacing w:line="240" w:lineRule="auto" w:after="20"/>
+              <w:jc w:val="center"/>
+            </w:pPr>
+            <w:r>
+              <w:rPr>
+                <w:rFonts w:ascii="Times New Roman" w:hAnsi="Times New Roman" w:cs="Times New Roman" w:eastAsia="Times New Roman"/>
+                <w:b w:val="0"/>
+                <w:i w:val="0"/>
+                <w:sz w:val="17"/>
+              </w:rPr>
+              <w:t>f = 99.695 kHz</w:t>
+            </w:r>
+          </w:p>
+        </w:tc>
+        <w:tc>
+          <w:tcPr>
+            <w:tcW w:type="dxa" w:w="1247"/>
+            <w:tcBorders>
+              <w:top w:val="single" w:sz="4" w:space="0" w:color="000000"/>
+              <w:left w:val="single" w:sz="4" w:space="0" w:color="000000"/>
+              <w:bottom w:val="single" w:sz="4" w:space="0" w:color="000000"/>
+              <w:right w:val="single" w:sz="4" w:space="0" w:color="000000"/>
+            </w:tcBorders>
+          </w:tcPr>
+          <w:p>
+            <w:pPr>
+              <w:keepNext/>
+              <w:spacing w:line="240" w:lineRule="auto" w:after="20"/>
+              <w:jc w:val="center"/>
+            </w:pPr>
+            <m:oMath>
+              <m:d>
+                <m:dPr>
+                  <m:begChr m:val="|"/>
+                  <m:endChr m:val="|"/>
+                  <m:sepChr m:val=""/>
+                  <m:grow/>
+                </m:dPr>
+                <m:e>
+                  <m:sSub>
+                    <m:e>
+                      <m:r>
+                        <m:t>V</m:t>
+                      </m:r>
+                    </m:e>
+                    <m:sub>
+                      <m:r>
+                        <m:t>O</m:t>
+                      </m:r>
+                    </m:sub>
+                  </m:sSub>
+                </m:e>
+              </m:d>
+            </m:oMath>
+          </w:p>
+        </w:tc>
+        <w:tc>
+          <w:tcPr>
+            <w:tcW w:type="dxa" w:w="1701"/>
+            <w:tcBorders>
+              <w:top w:val="single" w:sz="4" w:space="0" w:color="000000"/>
+              <w:left w:val="single" w:sz="4" w:space="0" w:color="000000"/>
+              <w:bottom w:val="single" w:sz="4" w:space="0" w:color="000000"/>
+              <w:right w:val="single" w:sz="4" w:space="0" w:color="000000"/>
+            </w:tcBorders>
+          </w:tcPr>
+          <w:p>
+            <w:pPr>
+              <w:keepNext/>
+              <w:spacing w:line="240" w:lineRule="auto" w:after="20"/>
+              <w:jc w:val="center"/>
+            </w:pPr>
+            <w:r>
+              <w:rPr>
+                <w:rFonts w:ascii="Times New Roman" w:hAnsi="Times New Roman" w:cs="Times New Roman" w:eastAsia="Times New Roman"/>
+                <w:b w:val="0"/>
+                <w:i w:val="0"/>
+                <w:sz w:val="17"/>
+              </w:rPr>
+              <w:t>34.419 dB</w:t>
+            </w:r>
+          </w:p>
+        </w:tc>
+        <w:tc>
+          <w:tcPr>
+            <w:tcW w:type="dxa" w:w="1701"/>
+            <w:tcBorders>
+              <w:top w:val="single" w:sz="4" w:space="0" w:color="000000"/>
+              <w:left w:val="single" w:sz="4" w:space="0" w:color="000000"/>
+              <w:bottom w:val="single" w:sz="4" w:space="0" w:color="000000"/>
+              <w:right w:val="single" w:sz="4" w:space="0" w:color="000000"/>
+            </w:tcBorders>
+          </w:tcPr>
+          <w:p>
+            <w:pPr>
+              <w:keepNext/>
+              <w:spacing w:line="240" w:lineRule="auto" w:after="20"/>
+              <w:jc w:val="center"/>
+            </w:pPr>
+            <w:r>
+              <w:rPr>
+                <w:rFonts w:ascii="Times New Roman" w:hAnsi="Times New Roman" w:cs="Times New Roman" w:eastAsia="Times New Roman"/>
+                <w:b w:val="0"/>
+                <w:i w:val="0"/>
+                <w:sz w:val="17"/>
+              </w:rPr>
+              <w:t>34.42 dB</w:t>
+            </w:r>
+          </w:p>
+        </w:tc>
+        <w:tc>
+          <w:tcPr>
+            <w:tcW w:type="dxa" w:w="1474"/>
+            <w:tcBorders>
+              <w:top w:val="single" w:sz="4" w:space="0" w:color="000000"/>
+              <w:left w:val="single" w:sz="4" w:space="0" w:color="000000"/>
+              <w:bottom w:val="single" w:sz="4" w:space="0" w:color="000000"/>
+              <w:right w:val="single" w:sz="4" w:space="0" w:color="000000"/>
+            </w:tcBorders>
+          </w:tcPr>
+          <w:p>
+            <w:pPr>
+              <w:keepNext/>
+              <w:spacing w:line="240" w:lineRule="auto" w:after="20"/>
+              <w:jc w:val="center"/>
+            </w:pPr>
+            <w:r>
+              <w:rPr>
+                <w:rFonts w:ascii="Times New Roman" w:hAnsi="Times New Roman" w:cs="Times New Roman" w:eastAsia="Times New Roman"/>
+                <w:b w:val="0"/>
+                <w:i w:val="0"/>
+                <w:sz w:val="17"/>
+              </w:rPr>
+              <w:t>-0.001 dB</w:t>
+            </w:r>
+          </w:p>
+        </w:tc>
+      </w:tr>
+      <w:tr>
+        <w:trPr>
+          <w:cantSplit/>
+        </w:trPr>
+        <w:tc>
+          <w:tcPr>
+            <w:tcW w:type="dxa" w:w="794"/>
+            <w:tcBorders>
+              <w:top w:val="single" w:sz="4" w:space="0" w:color="000000"/>
+              <w:left w:val="single" w:sz="4" w:space="0" w:color="000000"/>
+              <w:bottom w:val="single" w:sz="4" w:space="0" w:color="000000"/>
+              <w:right w:val="single" w:sz="4" w:space="0" w:color="000000"/>
+            </w:tcBorders>
+          </w:tcPr>
+          <w:p>
+            <w:pPr>
+              <w:keepNext/>
+              <w:spacing w:line="240" w:lineRule="auto" w:after="20"/>
+              <w:jc w:val="left"/>
+            </w:pPr>
+            <w:r>
+              <w:rPr>
+                <w:rFonts w:ascii="Times New Roman" w:hAnsi="Times New Roman" w:cs="Times New Roman" w:eastAsia="Times New Roman"/>
+                <w:b w:val="0"/>
+                <w:i w:val="0"/>
+                <w:sz w:val="17"/>
+              </w:rPr>
+              <w:t>1</w:t>
+            </w:r>
+          </w:p>
+        </w:tc>
+        <w:tc>
+          <w:tcPr>
+            <w:tcW w:type="dxa" w:w="1928"/>
+            <w:tcBorders>
+              <w:top w:val="single" w:sz="4" w:space="0" w:color="000000"/>
+              <w:left w:val="single" w:sz="4" w:space="0" w:color="000000"/>
+              <w:bottom w:val="single" w:sz="4" w:space="0" w:color="000000"/>
+              <w:right w:val="single" w:sz="4" w:space="0" w:color="000000"/>
+            </w:tcBorders>
+          </w:tcPr>
+          <w:p>
+            <w:pPr>
+              <w:keepNext/>
+              <w:spacing w:line="240" w:lineRule="auto" w:after="20"/>
+              <w:jc w:val="center"/>
+            </w:pPr>
+            <w:r>
+              <w:rPr>
+                <w:rFonts w:ascii="Times New Roman" w:hAnsi="Times New Roman" w:cs="Times New Roman" w:eastAsia="Times New Roman"/>
+                <w:b w:val="0"/>
+                <w:i w:val="0"/>
+                <w:sz w:val="17"/>
+              </w:rPr>
+              <w:t>f = 99.695 kHz</w:t>
+            </w:r>
+          </w:p>
+        </w:tc>
+        <w:tc>
+          <w:tcPr>
+            <w:tcW w:type="dxa" w:w="1247"/>
+            <w:tcBorders>
+              <w:top w:val="single" w:sz="4" w:space="0" w:color="000000"/>
+              <w:left w:val="single" w:sz="4" w:space="0" w:color="000000"/>
+              <w:bottom w:val="single" w:sz="4" w:space="0" w:color="000000"/>
+              <w:right w:val="single" w:sz="4" w:space="0" w:color="000000"/>
+            </w:tcBorders>
+          </w:tcPr>
+          <w:p>
+            <w:pPr>
+              <w:keepNext/>
+              <w:spacing w:line="240" w:lineRule="auto" w:after="20"/>
+              <w:jc w:val="center"/>
+            </w:pPr>
+            <m:oMath>
+              <m:r>
+                <m:rPr>
+                  <m:sty m:val="p"/>
+                </m:rPr>
+                <m:t>∠</m:t>
+              </m:r>
+              <m:sSub>
+                <m:e>
+                  <m:r>
+                    <m:t>V</m:t>
+                  </m:r>
+                </m:e>
+                <m:sub>
+                  <m:r>
+                    <m:t>O</m:t>
+                  </m:r>
+                </m:sub>
+              </m:sSub>
+            </m:oMath>
+          </w:p>
+        </w:tc>
+        <w:tc>
+          <w:tcPr>
+            <w:tcW w:type="dxa" w:w="1701"/>
+            <w:tcBorders>
+              <w:top w:val="single" w:sz="4" w:space="0" w:color="000000"/>
+              <w:left w:val="single" w:sz="4" w:space="0" w:color="000000"/>
+              <w:bottom w:val="single" w:sz="4" w:space="0" w:color="000000"/>
+              <w:right w:val="single" w:sz="4" w:space="0" w:color="000000"/>
+            </w:tcBorders>
+          </w:tcPr>
+          <w:p>
+            <w:pPr>
+              <w:keepNext/>
+              <w:spacing w:line="240" w:lineRule="auto" w:after="20"/>
+              <w:jc w:val="center"/>
+            </w:pPr>
+            <w:r>
+              <w:rPr>
+                <w:rFonts w:ascii="Times New Roman" w:hAnsi="Times New Roman" w:cs="Times New Roman" w:eastAsia="Times New Roman"/>
+                <w:b w:val="0"/>
+                <w:i w:val="0"/>
+                <w:sz w:val="17"/>
+              </w:rPr>
+              <w:t>−107.41 °</w:t>
+            </w:r>
+          </w:p>
+        </w:tc>
+        <w:tc>
+          <w:tcPr>
+            <w:tcW w:type="dxa" w:w="1701"/>
+            <w:tcBorders>
+              <w:top w:val="single" w:sz="4" w:space="0" w:color="000000"/>
+              <w:left w:val="single" w:sz="4" w:space="0" w:color="000000"/>
+              <w:bottom w:val="single" w:sz="4" w:space="0" w:color="000000"/>
+              <w:right w:val="single" w:sz="4" w:space="0" w:color="000000"/>
+            </w:tcBorders>
+          </w:tcPr>
+          <w:p>
+            <w:pPr>
+              <w:keepNext/>
+              <w:spacing w:line="240" w:lineRule="auto" w:after="20"/>
+              <w:jc w:val="center"/>
+            </w:pPr>
+            <w:r>
+              <w:rPr>
+                <w:rFonts w:ascii="Times New Roman" w:hAnsi="Times New Roman" w:cs="Times New Roman" w:eastAsia="Times New Roman"/>
+                <w:b w:val="0"/>
+                <w:i w:val="0"/>
+                <w:sz w:val="17"/>
+              </w:rPr>
+              <w:t>−107.39 °</w:t>
+            </w:r>
+          </w:p>
+        </w:tc>
+        <w:tc>
+          <w:tcPr>
+            <w:tcW w:type="dxa" w:w="1474"/>
+            <w:tcBorders>
+              <w:top w:val="single" w:sz="4" w:space="0" w:color="000000"/>
+              <w:left w:val="single" w:sz="4" w:space="0" w:color="000000"/>
+              <w:bottom w:val="single" w:sz="4" w:space="0" w:color="000000"/>
+              <w:right w:val="single" w:sz="4" w:space="0" w:color="000000"/>
+            </w:tcBorders>
+          </w:tcPr>
+          <w:p>
+            <w:pPr>
+              <w:keepNext/>
+              <w:spacing w:line="240" w:lineRule="auto" w:after="20"/>
+              <w:jc w:val="center"/>
+            </w:pPr>
+            <w:r>
+              <w:rPr>
+                <w:rFonts w:ascii="Times New Roman" w:hAnsi="Times New Roman" w:cs="Times New Roman" w:eastAsia="Times New Roman"/>
+                <w:b w:val="0"/>
+                <w:i w:val="0"/>
+                <w:sz w:val="17"/>
+              </w:rPr>
+              <w:t>-0.022 °</w:t>
+            </w:r>
+          </w:p>
+        </w:tc>
+      </w:tr>
+      <w:tr>
+        <w:trPr>
+          <w:cantSplit/>
+        </w:trPr>
+        <w:tc>
+          <w:tcPr>
+            <w:tcW w:type="dxa" w:w="794"/>
+            <w:tcBorders>
+              <w:top w:val="single" w:sz="4" w:space="0" w:color="000000"/>
+              <w:left w:val="single" w:sz="4" w:space="0" w:color="000000"/>
+              <w:bottom w:val="single" w:sz="4" w:space="0" w:color="000000"/>
+              <w:right w:val="single" w:sz="4" w:space="0" w:color="000000"/>
+            </w:tcBorders>
+          </w:tcPr>
+          <w:p>
+            <w:pPr>
+              <w:keepNext/>
+              <w:spacing w:line="240" w:lineRule="auto" w:after="20"/>
+              <w:jc w:val="left"/>
+            </w:pPr>
+            <w:r>
+              <w:rPr>
+                <w:rFonts w:ascii="Times New Roman" w:hAnsi="Times New Roman" w:cs="Times New Roman" w:eastAsia="Times New Roman"/>
+                <w:b w:val="0"/>
+                <w:i w:val="0"/>
+                <w:sz w:val="17"/>
+              </w:rPr>
+              <w:t>2</w:t>
+            </w:r>
+          </w:p>
+        </w:tc>
+        <w:tc>
+          <w:tcPr>
+            <w:tcW w:type="dxa" w:w="1928"/>
+            <w:tcBorders>
+              <w:top w:val="single" w:sz="4" w:space="0" w:color="000000"/>
+              <w:left w:val="single" w:sz="4" w:space="0" w:color="000000"/>
+              <w:bottom w:val="single" w:sz="4" w:space="0" w:color="000000"/>
+              <w:right w:val="single" w:sz="4" w:space="0" w:color="000000"/>
+            </w:tcBorders>
+          </w:tcPr>
+          <w:p>
+            <w:pPr>
+              <w:keepNext/>
+              <w:spacing w:line="240" w:lineRule="auto" w:after="20"/>
+              <w:jc w:val="center"/>
+            </w:pPr>
+            <w:r>
+              <w:rPr>
+                <w:rFonts w:ascii="Times New Roman" w:hAnsi="Times New Roman" w:cs="Times New Roman" w:eastAsia="Times New Roman"/>
+                <w:b w:val="0"/>
+                <w:i w:val="0"/>
+                <w:sz w:val="17"/>
+              </w:rPr>
+              <w:t>f = 998.48 Hz</w:t>
+            </w:r>
+          </w:p>
+        </w:tc>
+        <w:tc>
+          <w:tcPr>
+            <w:tcW w:type="dxa" w:w="1247"/>
+            <w:tcBorders>
+              <w:top w:val="single" w:sz="4" w:space="0" w:color="000000"/>
+              <w:left w:val="single" w:sz="4" w:space="0" w:color="000000"/>
+              <w:bottom w:val="single" w:sz="4" w:space="0" w:color="000000"/>
+              <w:right w:val="single" w:sz="4" w:space="0" w:color="000000"/>
+            </w:tcBorders>
+          </w:tcPr>
+          <w:p>
+            <w:pPr>
+              <w:keepNext/>
+              <w:spacing w:line="240" w:lineRule="auto" w:after="20"/>
+              <w:jc w:val="center"/>
+            </w:pPr>
+            <m:oMath>
+              <m:d>
+                <m:dPr>
+                  <m:begChr m:val="|"/>
+                  <m:endChr m:val="|"/>
+                  <m:sepChr m:val=""/>
+                  <m:grow/>
+                </m:dPr>
+                <m:e>
+                  <m:sSub>
+                    <m:e>
+                      <m:r>
+                        <m:t>V</m:t>
+                      </m:r>
+                    </m:e>
+                    <m:sub>
+                      <m:r>
+                        <m:t>O</m:t>
+                      </m:r>
+                    </m:sub>
+                  </m:sSub>
+                </m:e>
+              </m:d>
+            </m:oMath>
+          </w:p>
+        </w:tc>
+        <w:tc>
+          <w:tcPr>
+            <w:tcW w:type="dxa" w:w="1701"/>
+            <w:tcBorders>
+              <w:top w:val="single" w:sz="4" w:space="0" w:color="000000"/>
+              <w:left w:val="single" w:sz="4" w:space="0" w:color="000000"/>
+              <w:bottom w:val="single" w:sz="4" w:space="0" w:color="000000"/>
+              <w:right w:val="single" w:sz="4" w:space="0" w:color="000000"/>
+            </w:tcBorders>
+          </w:tcPr>
+          <w:p>
+            <w:pPr>
+              <w:keepNext/>
+              <w:spacing w:line="240" w:lineRule="auto" w:after="20"/>
+              <w:jc w:val="center"/>
+            </w:pPr>
+            <w:r>
+              <w:rPr>
+                <w:rFonts w:ascii="Times New Roman" w:hAnsi="Times New Roman" w:cs="Times New Roman" w:eastAsia="Times New Roman"/>
+                <w:b w:val="0"/>
+                <w:i w:val="0"/>
+                <w:sz w:val="17"/>
+              </w:rPr>
+              <w:t>−4.4089 dB</w:t>
+            </w:r>
+          </w:p>
+        </w:tc>
+        <w:tc>
+          <w:tcPr>
+            <w:tcW w:type="dxa" w:w="1701"/>
+            <w:tcBorders>
+              <w:top w:val="single" w:sz="4" w:space="0" w:color="000000"/>
+              <w:left w:val="single" w:sz="4" w:space="0" w:color="000000"/>
+              <w:bottom w:val="single" w:sz="4" w:space="0" w:color="000000"/>
+              <w:right w:val="single" w:sz="4" w:space="0" w:color="000000"/>
+            </w:tcBorders>
+          </w:tcPr>
+          <w:p>
+            <w:pPr>
+              <w:keepNext/>
+              <w:spacing w:line="240" w:lineRule="auto" w:after="20"/>
+              <w:jc w:val="center"/>
+            </w:pPr>
+            <w:r>
+              <w:rPr>
+                <w:rFonts w:ascii="Times New Roman" w:hAnsi="Times New Roman" w:cs="Times New Roman" w:eastAsia="Times New Roman"/>
+                <w:b w:val="0"/>
+                <w:i w:val="0"/>
+                <w:sz w:val="17"/>
+              </w:rPr>
+              <w:t>−4.409 dB</w:t>
+            </w:r>
+          </w:p>
+        </w:tc>
+        <w:tc>
+          <w:tcPr>
+            <w:tcW w:type="dxa" w:w="1474"/>
+            <w:tcBorders>
+              <w:top w:val="single" w:sz="4" w:space="0" w:color="000000"/>
+              <w:left w:val="single" w:sz="4" w:space="0" w:color="000000"/>
+              <w:bottom w:val="single" w:sz="4" w:space="0" w:color="000000"/>
+              <w:right w:val="single" w:sz="4" w:space="0" w:color="000000"/>
+            </w:tcBorders>
+          </w:tcPr>
+          <w:p>
+            <w:pPr>
+              <w:keepNext/>
+              <w:spacing w:line="240" w:lineRule="auto" w:after="20"/>
+              <w:jc w:val="center"/>
+            </w:pPr>
+            <w:r>
+              <w:rPr>
+                <w:rFonts w:ascii="Times New Roman" w:hAnsi="Times New Roman" w:cs="Times New Roman" w:eastAsia="Times New Roman"/>
+                <w:b w:val="0"/>
+                <w:i w:val="0"/>
+                <w:sz w:val="17"/>
+              </w:rPr>
+              <w:t>+0.000 dB</w:t>
+            </w:r>
+          </w:p>
+        </w:tc>
+      </w:tr>
+      <w:tr>
+        <w:trPr>
+          <w:cantSplit/>
+        </w:trPr>
+        <w:tc>
+          <w:tcPr>
+            <w:tcW w:type="dxa" w:w="794"/>
+            <w:tcBorders>
+              <w:top w:val="single" w:sz="4" w:space="0" w:color="000000"/>
+              <w:left w:val="single" w:sz="4" w:space="0" w:color="000000"/>
+              <w:bottom w:val="single" w:sz="4" w:space="0" w:color="000000"/>
+              <w:right w:val="single" w:sz="4" w:space="0" w:color="000000"/>
+            </w:tcBorders>
+          </w:tcPr>
+          <w:p>
+            <w:pPr>
+              <w:keepNext w:val="0"/>
+              <w:spacing w:line="240" w:lineRule="auto" w:after="20"/>
+              <w:jc w:val="left"/>
+            </w:pPr>
+            <w:r>
+              <w:rPr>
+                <w:rFonts w:ascii="Times New Roman" w:hAnsi="Times New Roman" w:cs="Times New Roman" w:eastAsia="Times New Roman"/>
+                <w:b w:val="0"/>
+                <w:i w:val="0"/>
+                <w:sz w:val="17"/>
+              </w:rPr>
+              <w:t>2</w:t>
+            </w:r>
+          </w:p>
+        </w:tc>
+        <w:tc>
+          <w:tcPr>
+            <w:tcW w:type="dxa" w:w="1928"/>
+            <w:tcBorders>
+              <w:top w:val="single" w:sz="4" w:space="0" w:color="000000"/>
+              <w:left w:val="single" w:sz="4" w:space="0" w:color="000000"/>
+              <w:bottom w:val="single" w:sz="4" w:space="0" w:color="000000"/>
+              <w:right w:val="single" w:sz="4" w:space="0" w:color="000000"/>
+            </w:tcBorders>
+          </w:tcPr>
+          <w:p>
+            <w:pPr>
+              <w:keepNext w:val="0"/>
+              <w:spacing w:line="240" w:lineRule="auto" w:after="20"/>
+              <w:jc w:val="center"/>
+            </w:pPr>
+            <w:r>
+              <w:rPr>
+                <w:rFonts w:ascii="Times New Roman" w:hAnsi="Times New Roman" w:cs="Times New Roman" w:eastAsia="Times New Roman"/>
+                <w:b w:val="0"/>
+                <w:i w:val="0"/>
+                <w:sz w:val="17"/>
+              </w:rPr>
+              <w:t>f = 998.48 Hz</w:t>
+            </w:r>
+          </w:p>
+        </w:tc>
+        <w:tc>
+          <w:tcPr>
+            <w:tcW w:type="dxa" w:w="1247"/>
+            <w:tcBorders>
+              <w:top w:val="single" w:sz="4" w:space="0" w:color="000000"/>
+              <w:left w:val="single" w:sz="4" w:space="0" w:color="000000"/>
+              <w:bottom w:val="single" w:sz="4" w:space="0" w:color="000000"/>
+              <w:right w:val="single" w:sz="4" w:space="0" w:color="000000"/>
+            </w:tcBorders>
+          </w:tcPr>
+          <w:p>
+            <w:pPr>
+              <w:keepNext w:val="0"/>
+              <w:spacing w:line="240" w:lineRule="auto" w:after="20"/>
+              <w:jc w:val="center"/>
+            </w:pPr>
+            <m:oMath>
+              <m:r>
+                <m:rPr>
+                  <m:sty m:val="p"/>
+                </m:rPr>
+                <m:t>∠</m:t>
+              </m:r>
+              <m:sSub>
+                <m:e>
+                  <m:r>
+                    <m:t>V</m:t>
+                  </m:r>
+                </m:e>
+                <m:sub>
+                  <m:r>
+                    <m:t>O</m:t>
+                  </m:r>
+                </m:sub>
+              </m:sSub>
+            </m:oMath>
+          </w:p>
+        </w:tc>
+        <w:tc>
+          <w:tcPr>
+            <w:tcW w:type="dxa" w:w="1701"/>
+            <w:tcBorders>
+              <w:top w:val="single" w:sz="4" w:space="0" w:color="000000"/>
+              <w:left w:val="single" w:sz="4" w:space="0" w:color="000000"/>
+              <w:bottom w:val="single" w:sz="4" w:space="0" w:color="000000"/>
+              <w:right w:val="single" w:sz="4" w:space="0" w:color="000000"/>
+            </w:tcBorders>
+          </w:tcPr>
+          <w:p>
+            <w:pPr>
+              <w:keepNext w:val="0"/>
+              <w:spacing w:line="240" w:lineRule="auto" w:after="20"/>
+              <w:jc w:val="center"/>
+            </w:pPr>
+            <w:r>
+              <w:rPr>
+                <w:rFonts w:ascii="Times New Roman" w:hAnsi="Times New Roman" w:cs="Times New Roman" w:eastAsia="Times New Roman"/>
+                <w:b w:val="0"/>
+                <w:i w:val="0"/>
+                <w:sz w:val="17"/>
+              </w:rPr>
+              <w:t>−77.109 °</w:t>
+            </w:r>
+          </w:p>
+        </w:tc>
+        <w:tc>
+          <w:tcPr>
+            <w:tcW w:type="dxa" w:w="1701"/>
+            <w:tcBorders>
+              <w:top w:val="single" w:sz="4" w:space="0" w:color="000000"/>
+              <w:left w:val="single" w:sz="4" w:space="0" w:color="000000"/>
+              <w:bottom w:val="single" w:sz="4" w:space="0" w:color="000000"/>
+              <w:right w:val="single" w:sz="4" w:space="0" w:color="000000"/>
+            </w:tcBorders>
+          </w:tcPr>
+          <w:p>
+            <w:pPr>
+              <w:keepNext w:val="0"/>
+              <w:spacing w:line="240" w:lineRule="auto" w:after="20"/>
+              <w:jc w:val="center"/>
+            </w:pPr>
+            <w:r>
+              <w:rPr>
+                <w:rFonts w:ascii="Times New Roman" w:hAnsi="Times New Roman" w:cs="Times New Roman" w:eastAsia="Times New Roman"/>
+                <w:b w:val="0"/>
+                <w:i w:val="0"/>
+                <w:sz w:val="17"/>
+              </w:rPr>
+              <w:t>−77.108 °</w:t>
+            </w:r>
+          </w:p>
+        </w:tc>
+        <w:tc>
+          <w:tcPr>
+            <w:tcW w:type="dxa" w:w="1474"/>
+            <w:tcBorders>
+              <w:top w:val="single" w:sz="4" w:space="0" w:color="000000"/>
+              <w:left w:val="single" w:sz="4" w:space="0" w:color="000000"/>
+              <w:bottom w:val="single" w:sz="4" w:space="0" w:color="000000"/>
+              <w:right w:val="single" w:sz="4" w:space="0" w:color="000000"/>
+            </w:tcBorders>
+          </w:tcPr>
+          <w:p>
+            <w:pPr>
+              <w:keepNext w:val="0"/>
+              <w:spacing w:line="240" w:lineRule="auto" w:after="20"/>
+              <w:jc w:val="center"/>
+            </w:pPr>
+            <w:r>
+              <w:rPr>
+                <w:rFonts w:ascii="Times New Roman" w:hAnsi="Times New Roman" w:cs="Times New Roman" w:eastAsia="Times New Roman"/>
+                <w:b w:val="0"/>
+                <w:i w:val="0"/>
+                <w:sz w:val="17"/>
+              </w:rPr>
+              <w:t>-0.001 °</w:t>
+            </w:r>
+          </w:p>
+        </w:tc>
+      </w:tr>
+    </w:tbl>
+    <w:p>
+      <w:pPr>
+        <w:spacing w:after="120"/>
+      </w:pPr>
+    </w:p>
+    <w:p>
+      <w:r>
+        <w:rPr>
+          <w:rFonts w:ascii="Times New Roman" w:hAnsi="Times New Roman" w:cs="Times New Roman" w:eastAsia="Times New Roman"/>
+          <w:b w:val="0"/>
+          <w:i w:val="0"/>
+        </w:rPr>
+        <w:t xml:space="preserve">LTspice sonucu </w:t>
+      </w:r>
+      <w:r>
+        <w:rPr>
+          <w:rFonts w:ascii="Times New Roman" w:hAnsi="Times New Roman" w:cs="Times New Roman" w:eastAsia="Times New Roman"/>
+          <w:b w:val="0"/>
+          <w:i w:val="0"/>
+        </w:rPr>
+        <w:t>Şekil 4.4.3</w:t>
+      </w:r>
+      <w:r>
+        <w:rPr>
+          <w:rFonts w:ascii="Times New Roman" w:hAnsi="Times New Roman" w:cs="Times New Roman" w:eastAsia="Times New Roman"/>
+          <w:b w:val="0"/>
+          <w:i w:val="0"/>
+        </w:rPr>
+        <w:t xml:space="preserve">'de, imleç karşılaştırması </w:t>
+      </w:r>
+      <w:r>
+        <w:rPr>
+          <w:rFonts w:ascii="Times New Roman" w:hAnsi="Times New Roman" w:cs="Times New Roman" w:eastAsia="Times New Roman"/>
+          <w:b w:val="0"/>
+          <w:i w:val="0"/>
+        </w:rPr>
+        <w:t>Tablo 4.4.2</w:t>
+      </w:r>
+      <w:r>
+        <w:rPr>
+          <w:rFonts w:ascii="Times New Roman" w:hAnsi="Times New Roman" w:cs="Times New Roman" w:eastAsia="Times New Roman"/>
+          <w:b w:val="0"/>
+          <w:i w:val="0"/>
+        </w:rPr>
+        <w:t>'de verilmiştir.</w:t>
+      </w:r>
+    </w:p>
+    <w:p>
+      <w:pPr>
+        <w:keepNext/>
+        <w:spacing w:line="240" w:lineRule="auto"/>
+        <w:jc w:val="center"/>
+      </w:pPr>
+      <w:r>
+        <w:drawing>
+          <wp:inline xmlns:a="http://schemas.openxmlformats.org/drawingml/2006/main" xmlns:pic="http://schemas.openxmlformats.org/drawingml/2006/picture">
+            <wp:extent cx="5580000" cy="3487500"/>
+            <wp:docPr id="8" name="Picture 8"/>
+            <wp:cNvGraphicFramePr>
+              <a:graphicFrameLocks noChangeAspect="1"/>
+            </wp:cNvGraphicFramePr>
+            <a:graphic>
+              <a:graphicData uri="http://schemas.openxmlformats.org/drawingml/2006/picture">
+                <pic:pic>
+                  <pic:nvPicPr>
+                    <pic:cNvPr id="0" name="lt_e5_ce_ac_0.png"/>
+                    <pic:cNvPicPr/>
+                  </pic:nvPicPr>
+                  <pic:blipFill>
+                    <a:blip r:embed="rId17"/>
+                    <a:stretch>
+                      <a:fillRect/>
+                    </a:stretch>
+                  </pic:blipFill>
+                  <pic:spPr>
+                    <a:xfrm>
+                      <a:off x="0" y="0"/>
+                      <a:ext cx="5580000" cy="3487500"/>
+                    </a:xfrm>
+                    <a:prstGeom prst="rect"/>
+                  </pic:spPr>
+                </pic:pic>
+              </a:graphicData>
+            </a:graphic>
+          </wp:inline>
+        </w:drawing>
+      </w:r>
+    </w:p>
+    <w:p>
+      <w:pPr>
+        <w:spacing w:line="240" w:lineRule="auto" w:after="240"/>
+        <w:jc w:val="center"/>
+      </w:pPr>
+      <w:r>
+        <w:rPr>
+          <w:rFonts w:ascii="Times New Roman" w:hAnsi="Times New Roman" w:cs="Times New Roman" w:eastAsia="Times New Roman"/>
+          <w:b w:val="0"/>
+          <w:i w:val="0"/>
+          <w:sz w:val="20"/>
+        </w:rPr>
+        <w:t xml:space="preserve">Şekil 4.4.3  LTspice AC analysis of the common-emitter amplifier without </w:t>
+      </w:r>
+      <m:oMath>
+        <m:sSub>
+          <m:e>
+            <m:r>
+              <m:t>C</m:t>
+            </m:r>
+          </m:e>
+          <m:sub>
+            <m:r>
+              <m:t>E</m:t>
+            </m:r>
+          </m:sub>
+        </m:sSub>
+      </m:oMath>
+      <w:r>
+        <w:rPr>
+          <w:rFonts w:ascii="Times New Roman" w:hAnsi="Times New Roman" w:cs="Times New Roman" w:eastAsia="Times New Roman"/>
+          <w:b w:val="0"/>
+          <w:i w:val="0"/>
+          <w:sz w:val="20"/>
+        </w:rPr>
+        <w:t xml:space="preserve"> (LTspice; cihaz seri no: TOBB-7K3Q-0421)</w:t>
+      </w:r>
+    </w:p>
+    <w:p>
+      <w:pPr>
+        <w:keepNext/>
+        <w:spacing w:line="240" w:lineRule="auto" w:after="80"/>
+        <w:jc w:val="center"/>
+      </w:pPr>
+      <w:r>
+        <w:rPr>
+          <w:rFonts w:ascii="Times New Roman" w:hAnsi="Times New Roman" w:cs="Times New Roman" w:eastAsia="Times New Roman"/>
+          <w:b w:val="0"/>
+          <w:i w:val="0"/>
+          <w:sz w:val="20"/>
+        </w:rPr>
+        <w:t xml:space="preserve">Tablo 4.4.2  </w:t>
+      </w:r>
+      <w:r>
+        <w:rPr>
+          <w:rFonts w:ascii="Times New Roman" w:hAnsi="Times New Roman" w:cs="Times New Roman" w:eastAsia="Times New Roman"/>
+          <w:b w:val="0"/>
+          <w:i w:val="0"/>
+          <w:sz w:val="20"/>
+        </w:rPr>
+        <w:t>Şekil 4.4.3</w:t>
+      </w:r>
+      <w:r>
+        <w:rPr>
+          <w:rFonts w:ascii="Times New Roman" w:hAnsi="Times New Roman" w:cs="Times New Roman" w:eastAsia="Times New Roman"/>
+          <w:b w:val="0"/>
+          <w:i w:val="0"/>
+          <w:sz w:val="20"/>
+        </w:rPr>
+        <w:t xml:space="preserve"> imleç değerleri ve aynı x'te ngspice değerleri</w:t>
+      </w:r>
+    </w:p>
+    <w:tbl>
+      <w:tblPr>
+        <w:tblW w:type="auto" w:w="0"/>
+        <w:jc w:val="center"/>
+        <w:tblLayout w:type="fixed"/>
+        <w:tblLook w:firstColumn="1" w:firstRow="1" w:lastColumn="0" w:lastRow="0" w:noHBand="0" w:noVBand="1" w:val="04A0"/>
+      </w:tblPr>
+      <w:tblGrid>
+        <w:gridCol w:w="794"/>
+        <w:gridCol w:w="1928"/>
+        <w:gridCol w:w="1247"/>
+        <w:gridCol w:w="1701"/>
+        <w:gridCol w:w="1701"/>
+        <w:gridCol w:w="1474"/>
+      </w:tblGrid>
+      <w:tr>
+        <w:trPr>
+          <w:tblHeader/>
+          <w:cantSplit/>
+        </w:trPr>
+        <w:tc>
+          <w:tcPr>
+            <w:tcW w:type="dxa" w:w="794"/>
+            <w:tcBorders>
+              <w:top w:val="single" w:sz="4" w:space="0" w:color="000000"/>
+              <w:left w:val="single" w:sz="4" w:space="0" w:color="000000"/>
+              <w:bottom w:val="single" w:sz="4" w:space="0" w:color="000000"/>
+              <w:right w:val="single" w:sz="4" w:space="0" w:color="000000"/>
+            </w:tcBorders>
+            <w:shd w:val="clear" w:color="auto" w:fill="D9D9D9"/>
+          </w:tcPr>
+          <w:p>
+            <w:pPr>
+              <w:keepNext/>
+              <w:spacing w:line="240" w:lineRule="auto" w:after="20"/>
+              <w:jc w:val="left"/>
+            </w:pPr>
+            <w:r>
+              <w:rPr>
+                <w:rFonts w:ascii="Times New Roman" w:hAnsi="Times New Roman" w:cs="Times New Roman" w:eastAsia="Times New Roman"/>
+                <w:b/>
+                <w:i w:val="0"/>
+                <w:sz w:val="17"/>
+              </w:rPr>
+              <w:t>İmleç</w:t>
+            </w:r>
+          </w:p>
+        </w:tc>
+        <w:tc>
+          <w:tcPr>
+            <w:tcW w:type="dxa" w:w="1928"/>
+            <w:tcBorders>
+              <w:top w:val="single" w:sz="4" w:space="0" w:color="000000"/>
+              <w:left w:val="single" w:sz="4" w:space="0" w:color="000000"/>
+              <w:bottom w:val="single" w:sz="4" w:space="0" w:color="000000"/>
+              <w:right w:val="single" w:sz="4" w:space="0" w:color="000000"/>
+            </w:tcBorders>
+            <w:shd w:val="clear" w:color="auto" w:fill="D9D9D9"/>
+          </w:tcPr>
+          <w:p>
+            <w:pPr>
+              <w:keepNext/>
+              <w:spacing w:line="240" w:lineRule="auto" w:after="20"/>
+              <w:jc w:val="center"/>
+            </w:pPr>
+            <w:r>
+              <w:rPr>
+                <w:rFonts w:ascii="Times New Roman" w:hAnsi="Times New Roman" w:cs="Times New Roman" w:eastAsia="Times New Roman"/>
+                <w:b/>
+                <w:i w:val="0"/>
+                <w:sz w:val="17"/>
+              </w:rPr>
+              <w:t>x koordinatı</w:t>
+            </w:r>
+          </w:p>
+        </w:tc>
+        <w:tc>
+          <w:tcPr>
+            <w:tcW w:type="dxa" w:w="1247"/>
+            <w:tcBorders>
+              <w:top w:val="single" w:sz="4" w:space="0" w:color="000000"/>
+              <w:left w:val="single" w:sz="4" w:space="0" w:color="000000"/>
+              <w:bottom w:val="single" w:sz="4" w:space="0" w:color="000000"/>
+              <w:right w:val="single" w:sz="4" w:space="0" w:color="000000"/>
+            </w:tcBorders>
+            <w:shd w:val="clear" w:color="auto" w:fill="D9D9D9"/>
+          </w:tcPr>
+          <w:p>
+            <w:pPr>
+              <w:keepNext/>
+              <w:spacing w:line="240" w:lineRule="auto" w:after="20"/>
+              <w:jc w:val="center"/>
+            </w:pPr>
+            <w:r>
+              <w:rPr>
+                <w:rFonts w:ascii="Times New Roman" w:hAnsi="Times New Roman" w:cs="Times New Roman" w:eastAsia="Times New Roman"/>
+                <w:b/>
+                <w:i w:val="0"/>
+                <w:sz w:val="17"/>
+              </w:rPr>
+              <w:t>Büyüklük</w:t>
+            </w:r>
+          </w:p>
+        </w:tc>
+        <w:tc>
+          <w:tcPr>
+            <w:tcW w:type="dxa" w:w="1701"/>
+            <w:tcBorders>
+              <w:top w:val="single" w:sz="4" w:space="0" w:color="000000"/>
+              <w:left w:val="single" w:sz="4" w:space="0" w:color="000000"/>
+              <w:bottom w:val="single" w:sz="4" w:space="0" w:color="000000"/>
+              <w:right w:val="single" w:sz="4" w:space="0" w:color="000000"/>
+            </w:tcBorders>
+            <w:shd w:val="clear" w:color="auto" w:fill="D9D9D9"/>
+          </w:tcPr>
+          <w:p>
+            <w:pPr>
+              <w:keepNext/>
+              <w:spacing w:line="240" w:lineRule="auto" w:after="20"/>
+              <w:jc w:val="center"/>
+            </w:pPr>
+            <w:r>
+              <w:rPr>
+                <w:rFonts w:ascii="Times New Roman" w:hAnsi="Times New Roman" w:cs="Times New Roman" w:eastAsia="Times New Roman"/>
+                <w:b/>
+                <w:i w:val="0"/>
+                <w:sz w:val="17"/>
+              </w:rPr>
+              <w:t>LTspice</w:t>
+            </w:r>
+          </w:p>
+        </w:tc>
+        <w:tc>
+          <w:tcPr>
+            <w:tcW w:type="dxa" w:w="1701"/>
+            <w:tcBorders>
+              <w:top w:val="single" w:sz="4" w:space="0" w:color="000000"/>
+              <w:left w:val="single" w:sz="4" w:space="0" w:color="000000"/>
+              <w:bottom w:val="single" w:sz="4" w:space="0" w:color="000000"/>
+              <w:right w:val="single" w:sz="4" w:space="0" w:color="000000"/>
+            </w:tcBorders>
+            <w:shd w:val="clear" w:color="auto" w:fill="D9D9D9"/>
+          </w:tcPr>
+          <w:p>
+            <w:pPr>
+              <w:keepNext/>
+              <w:spacing w:line="240" w:lineRule="auto" w:after="20"/>
+              <w:jc w:val="center"/>
+            </w:pPr>
+            <w:r>
+              <w:rPr>
+                <w:rFonts w:ascii="Times New Roman" w:hAnsi="Times New Roman" w:cs="Times New Roman" w:eastAsia="Times New Roman"/>
+                <w:b/>
+                <w:i w:val="0"/>
+                <w:sz w:val="17"/>
+              </w:rPr>
+              <w:t>ngspice</w:t>
+            </w:r>
+          </w:p>
+        </w:tc>
+        <w:tc>
+          <w:tcPr>
+            <w:tcW w:type="dxa" w:w="1474"/>
+            <w:tcBorders>
+              <w:top w:val="single" w:sz="4" w:space="0" w:color="000000"/>
+              <w:left w:val="single" w:sz="4" w:space="0" w:color="000000"/>
+              <w:bottom w:val="single" w:sz="4" w:space="0" w:color="000000"/>
+              <w:right w:val="single" w:sz="4" w:space="0" w:color="000000"/>
+            </w:tcBorders>
+            <w:shd w:val="clear" w:color="auto" w:fill="D9D9D9"/>
+          </w:tcPr>
+          <w:p>
+            <w:pPr>
+              <w:keepNext/>
+              <w:spacing w:line="240" w:lineRule="auto" w:after="20"/>
+              <w:jc w:val="center"/>
+            </w:pPr>
+            <w:r>
+              <w:rPr>
+                <w:rFonts w:ascii="Times New Roman" w:hAnsi="Times New Roman" w:cs="Times New Roman" w:eastAsia="Times New Roman"/>
+                <w:b/>
+                <w:i w:val="0"/>
+                <w:sz w:val="17"/>
+              </w:rPr>
+              <w:t>Fark</w:t>
+            </w:r>
+          </w:p>
+        </w:tc>
+      </w:tr>
+      <w:tr>
+        <w:trPr>
+          <w:cantSplit/>
+        </w:trPr>
+        <w:tc>
+          <w:tcPr>
+            <w:tcW w:type="dxa" w:w="794"/>
+            <w:tcBorders>
+              <w:top w:val="single" w:sz="4" w:space="0" w:color="000000"/>
+              <w:left w:val="single" w:sz="4" w:space="0" w:color="000000"/>
+              <w:bottom w:val="single" w:sz="4" w:space="0" w:color="000000"/>
+              <w:right w:val="single" w:sz="4" w:space="0" w:color="000000"/>
+            </w:tcBorders>
+          </w:tcPr>
+          <w:p>
+            <w:pPr>
+              <w:keepNext/>
+              <w:spacing w:line="240" w:lineRule="auto" w:after="20"/>
+              <w:jc w:val="left"/>
+            </w:pPr>
+            <w:r>
+              <w:rPr>
+                <w:rFonts w:ascii="Times New Roman" w:hAnsi="Times New Roman" w:cs="Times New Roman" w:eastAsia="Times New Roman"/>
+                <w:b w:val="0"/>
+                <w:i w:val="0"/>
+                <w:sz w:val="17"/>
+              </w:rPr>
+              <w:t>1</w:t>
+            </w:r>
+          </w:p>
+        </w:tc>
+        <w:tc>
+          <w:tcPr>
+            <w:tcW w:type="dxa" w:w="1928"/>
+            <w:tcBorders>
+              <w:top w:val="single" w:sz="4" w:space="0" w:color="000000"/>
+              <w:left w:val="single" w:sz="4" w:space="0" w:color="000000"/>
+              <w:bottom w:val="single" w:sz="4" w:space="0" w:color="000000"/>
+              <w:right w:val="single" w:sz="4" w:space="0" w:color="000000"/>
+            </w:tcBorders>
+          </w:tcPr>
+          <w:p>
+            <w:pPr>
+              <w:keepNext/>
+              <w:spacing w:line="240" w:lineRule="auto" w:after="20"/>
+              <w:jc w:val="center"/>
+            </w:pPr>
+            <w:r>
+              <w:rPr>
+                <w:rFonts w:ascii="Times New Roman" w:hAnsi="Times New Roman" w:cs="Times New Roman" w:eastAsia="Times New Roman"/>
+                <w:b w:val="0"/>
+                <w:i w:val="0"/>
+                <w:sz w:val="17"/>
+              </w:rPr>
+              <w:t>f = 99.695 kHz</w:t>
+            </w:r>
+          </w:p>
+        </w:tc>
+        <w:tc>
+          <w:tcPr>
+            <w:tcW w:type="dxa" w:w="1247"/>
+            <w:tcBorders>
+              <w:top w:val="single" w:sz="4" w:space="0" w:color="000000"/>
+              <w:left w:val="single" w:sz="4" w:space="0" w:color="000000"/>
+              <w:bottom w:val="single" w:sz="4" w:space="0" w:color="000000"/>
+              <w:right w:val="single" w:sz="4" w:space="0" w:color="000000"/>
+            </w:tcBorders>
+          </w:tcPr>
+          <w:p>
+            <w:pPr>
+              <w:keepNext/>
+              <w:spacing w:line="240" w:lineRule="auto" w:after="20"/>
+              <w:jc w:val="center"/>
+            </w:pPr>
+            <m:oMath>
+              <m:d>
+                <m:dPr>
+                  <m:begChr m:val="|"/>
+                  <m:endChr m:val="|"/>
+                  <m:sepChr m:val=""/>
+                  <m:grow/>
+                </m:dPr>
+                <m:e>
+                  <m:sSub>
+                    <m:e>
+                      <m:r>
+                        <m:t>V</m:t>
+                      </m:r>
+                    </m:e>
+                    <m:sub>
+                      <m:r>
+                        <m:t>O</m:t>
+                      </m:r>
+                    </m:sub>
+                  </m:sSub>
+                </m:e>
+              </m:d>
+            </m:oMath>
+          </w:p>
+        </w:tc>
+        <w:tc>
+          <w:tcPr>
+            <w:tcW w:type="dxa" w:w="1701"/>
+            <w:tcBorders>
+              <w:top w:val="single" w:sz="4" w:space="0" w:color="000000"/>
+              <w:left w:val="single" w:sz="4" w:space="0" w:color="000000"/>
+              <w:bottom w:val="single" w:sz="4" w:space="0" w:color="000000"/>
+              <w:right w:val="single" w:sz="4" w:space="0" w:color="000000"/>
+            </w:tcBorders>
+          </w:tcPr>
+          <w:p>
+            <w:pPr>
+              <w:keepNext/>
+              <w:spacing w:line="240" w:lineRule="auto" w:after="20"/>
+              <w:jc w:val="center"/>
+            </w:pPr>
+            <w:r>
+              <w:rPr>
+                <w:rFonts w:ascii="Times New Roman" w:hAnsi="Times New Roman" w:cs="Times New Roman" w:eastAsia="Times New Roman"/>
+                <w:b w:val="0"/>
+                <w:i w:val="0"/>
+                <w:sz w:val="17"/>
+              </w:rPr>
+              <w:t>6.9373 dB</w:t>
+            </w:r>
+          </w:p>
+        </w:tc>
+        <w:tc>
+          <w:tcPr>
+            <w:tcW w:type="dxa" w:w="1701"/>
+            <w:tcBorders>
+              <w:top w:val="single" w:sz="4" w:space="0" w:color="000000"/>
+              <w:left w:val="single" w:sz="4" w:space="0" w:color="000000"/>
+              <w:bottom w:val="single" w:sz="4" w:space="0" w:color="000000"/>
+              <w:right w:val="single" w:sz="4" w:space="0" w:color="000000"/>
+            </w:tcBorders>
+          </w:tcPr>
+          <w:p>
+            <w:pPr>
+              <w:keepNext/>
+              <w:spacing w:line="240" w:lineRule="auto" w:after="20"/>
+              <w:jc w:val="center"/>
+            </w:pPr>
+            <w:r>
+              <w:rPr>
+                <w:rFonts w:ascii="Times New Roman" w:hAnsi="Times New Roman" w:cs="Times New Roman" w:eastAsia="Times New Roman"/>
+                <w:b w:val="0"/>
+                <w:i w:val="0"/>
+                <w:sz w:val="17"/>
+              </w:rPr>
+              <w:t>6.9374 dB</w:t>
+            </w:r>
+          </w:p>
+        </w:tc>
+        <w:tc>
+          <w:tcPr>
+            <w:tcW w:type="dxa" w:w="1474"/>
+            <w:tcBorders>
+              <w:top w:val="single" w:sz="4" w:space="0" w:color="000000"/>
+              <w:left w:val="single" w:sz="4" w:space="0" w:color="000000"/>
+              <w:bottom w:val="single" w:sz="4" w:space="0" w:color="000000"/>
+              <w:right w:val="single" w:sz="4" w:space="0" w:color="000000"/>
+            </w:tcBorders>
+          </w:tcPr>
+          <w:p>
+            <w:pPr>
+              <w:keepNext/>
+              <w:spacing w:line="240" w:lineRule="auto" w:after="20"/>
+              <w:jc w:val="center"/>
+            </w:pPr>
+            <w:r>
+              <w:rPr>
+                <w:rFonts w:ascii="Times New Roman" w:hAnsi="Times New Roman" w:cs="Times New Roman" w:eastAsia="Times New Roman"/>
+                <w:b w:val="0"/>
+                <w:i w:val="0"/>
+                <w:sz w:val="17"/>
+              </w:rPr>
+              <w:t>-0.000 dB</w:t>
+            </w:r>
+          </w:p>
+        </w:tc>
+      </w:tr>
+      <w:tr>
+        <w:trPr>
+          <w:cantSplit/>
+        </w:trPr>
+        <w:tc>
+          <w:tcPr>
+            <w:tcW w:type="dxa" w:w="794"/>
+            <w:tcBorders>
+              <w:top w:val="single" w:sz="4" w:space="0" w:color="000000"/>
+              <w:left w:val="single" w:sz="4" w:space="0" w:color="000000"/>
+              <w:bottom w:val="single" w:sz="4" w:space="0" w:color="000000"/>
+              <w:right w:val="single" w:sz="4" w:space="0" w:color="000000"/>
+            </w:tcBorders>
+          </w:tcPr>
+          <w:p>
+            <w:pPr>
+              <w:keepNext/>
+              <w:spacing w:line="240" w:lineRule="auto" w:after="20"/>
+              <w:jc w:val="left"/>
+            </w:pPr>
+            <w:r>
+              <w:rPr>
+                <w:rFonts w:ascii="Times New Roman" w:hAnsi="Times New Roman" w:cs="Times New Roman" w:eastAsia="Times New Roman"/>
+                <w:b w:val="0"/>
+                <w:i w:val="0"/>
+                <w:sz w:val="17"/>
+              </w:rPr>
+              <w:t>1</w:t>
+            </w:r>
+          </w:p>
+        </w:tc>
+        <w:tc>
+          <w:tcPr>
+            <w:tcW w:type="dxa" w:w="1928"/>
+            <w:tcBorders>
+              <w:top w:val="single" w:sz="4" w:space="0" w:color="000000"/>
+              <w:left w:val="single" w:sz="4" w:space="0" w:color="000000"/>
+              <w:bottom w:val="single" w:sz="4" w:space="0" w:color="000000"/>
+              <w:right w:val="single" w:sz="4" w:space="0" w:color="000000"/>
+            </w:tcBorders>
+          </w:tcPr>
+          <w:p>
+            <w:pPr>
+              <w:keepNext/>
+              <w:spacing w:line="240" w:lineRule="auto" w:after="20"/>
+              <w:jc w:val="center"/>
+            </w:pPr>
+            <w:r>
+              <w:rPr>
+                <w:rFonts w:ascii="Times New Roman" w:hAnsi="Times New Roman" w:cs="Times New Roman" w:eastAsia="Times New Roman"/>
+                <w:b w:val="0"/>
+                <w:i w:val="0"/>
+                <w:sz w:val="17"/>
+              </w:rPr>
+              <w:t>f = 99.695 kHz</w:t>
+            </w:r>
+          </w:p>
+        </w:tc>
+        <w:tc>
+          <w:tcPr>
+            <w:tcW w:type="dxa" w:w="1247"/>
+            <w:tcBorders>
+              <w:top w:val="single" w:sz="4" w:space="0" w:color="000000"/>
+              <w:left w:val="single" w:sz="4" w:space="0" w:color="000000"/>
+              <w:bottom w:val="single" w:sz="4" w:space="0" w:color="000000"/>
+              <w:right w:val="single" w:sz="4" w:space="0" w:color="000000"/>
+            </w:tcBorders>
+          </w:tcPr>
+          <w:p>
+            <w:pPr>
+              <w:keepNext/>
+              <w:spacing w:line="240" w:lineRule="auto" w:after="20"/>
+              <w:jc w:val="center"/>
+            </w:pPr>
+            <m:oMath>
+              <m:r>
+                <m:rPr>
+                  <m:sty m:val="p"/>
+                </m:rPr>
+                <m:t>∠</m:t>
+              </m:r>
+              <m:sSub>
+                <m:e>
+                  <m:r>
+                    <m:t>V</m:t>
+                  </m:r>
+                </m:e>
+                <m:sub>
+                  <m:r>
+                    <m:t>O</m:t>
+                  </m:r>
+                </m:sub>
+              </m:sSub>
+            </m:oMath>
+          </w:p>
+        </w:tc>
+        <w:tc>
+          <w:tcPr>
+            <w:tcW w:type="dxa" w:w="1701"/>
+            <w:tcBorders>
+              <w:top w:val="single" w:sz="4" w:space="0" w:color="000000"/>
+              <w:left w:val="single" w:sz="4" w:space="0" w:color="000000"/>
+              <w:bottom w:val="single" w:sz="4" w:space="0" w:color="000000"/>
+              <w:right w:val="single" w:sz="4" w:space="0" w:color="000000"/>
+            </w:tcBorders>
+          </w:tcPr>
+          <w:p>
+            <w:pPr>
+              <w:keepNext/>
+              <w:spacing w:line="240" w:lineRule="auto" w:after="20"/>
+              <w:jc w:val="center"/>
+            </w:pPr>
+            <w:r>
+              <w:rPr>
+                <w:rFonts w:ascii="Times New Roman" w:hAnsi="Times New Roman" w:cs="Times New Roman" w:eastAsia="Times New Roman"/>
+                <w:b w:val="0"/>
+                <w:i w:val="0"/>
+                <w:sz w:val="17"/>
+              </w:rPr>
+              <w:t>−178.31 °</w:t>
+            </w:r>
+          </w:p>
+        </w:tc>
+        <w:tc>
+          <w:tcPr>
+            <w:tcW w:type="dxa" w:w="1701"/>
+            <w:tcBorders>
+              <w:top w:val="single" w:sz="4" w:space="0" w:color="000000"/>
+              <w:left w:val="single" w:sz="4" w:space="0" w:color="000000"/>
+              <w:bottom w:val="single" w:sz="4" w:space="0" w:color="000000"/>
+              <w:right w:val="single" w:sz="4" w:space="0" w:color="000000"/>
+            </w:tcBorders>
+          </w:tcPr>
+          <w:p>
+            <w:pPr>
+              <w:keepNext/>
+              <w:spacing w:line="240" w:lineRule="auto" w:after="20"/>
+              <w:jc w:val="center"/>
+            </w:pPr>
+            <w:r>
+              <w:rPr>
+                <w:rFonts w:ascii="Times New Roman" w:hAnsi="Times New Roman" w:cs="Times New Roman" w:eastAsia="Times New Roman"/>
+                <w:b w:val="0"/>
+                <w:i w:val="0"/>
+                <w:sz w:val="17"/>
+              </w:rPr>
+              <w:t>−178.31 °</w:t>
+            </w:r>
+          </w:p>
+        </w:tc>
+        <w:tc>
+          <w:tcPr>
+            <w:tcW w:type="dxa" w:w="1474"/>
+            <w:tcBorders>
+              <w:top w:val="single" w:sz="4" w:space="0" w:color="000000"/>
+              <w:left w:val="single" w:sz="4" w:space="0" w:color="000000"/>
+              <w:bottom w:val="single" w:sz="4" w:space="0" w:color="000000"/>
+              <w:right w:val="single" w:sz="4" w:space="0" w:color="000000"/>
+            </w:tcBorders>
+          </w:tcPr>
+          <w:p>
+            <w:pPr>
+              <w:keepNext/>
+              <w:spacing w:line="240" w:lineRule="auto" w:after="20"/>
+              <w:jc w:val="center"/>
+            </w:pPr>
+            <w:r>
+              <w:rPr>
+                <w:rFonts w:ascii="Times New Roman" w:hAnsi="Times New Roman" w:cs="Times New Roman" w:eastAsia="Times New Roman"/>
+                <w:b w:val="0"/>
+                <w:i w:val="0"/>
+                <w:sz w:val="17"/>
+              </w:rPr>
+              <w:t>-0.000 °</w:t>
+            </w:r>
+          </w:p>
+        </w:tc>
+      </w:tr>
+      <w:tr>
+        <w:trPr>
+          <w:cantSplit/>
+        </w:trPr>
+        <w:tc>
+          <w:tcPr>
+            <w:tcW w:type="dxa" w:w="794"/>
+            <w:tcBorders>
+              <w:top w:val="single" w:sz="4" w:space="0" w:color="000000"/>
+              <w:left w:val="single" w:sz="4" w:space="0" w:color="000000"/>
+              <w:bottom w:val="single" w:sz="4" w:space="0" w:color="000000"/>
+              <w:right w:val="single" w:sz="4" w:space="0" w:color="000000"/>
+            </w:tcBorders>
+          </w:tcPr>
+          <w:p>
+            <w:pPr>
+              <w:keepNext/>
+              <w:spacing w:line="240" w:lineRule="auto" w:after="20"/>
+              <w:jc w:val="left"/>
+            </w:pPr>
+            <w:r>
+              <w:rPr>
+                <w:rFonts w:ascii="Times New Roman" w:hAnsi="Times New Roman" w:cs="Times New Roman" w:eastAsia="Times New Roman"/>
+                <w:b w:val="0"/>
+                <w:i w:val="0"/>
+                <w:sz w:val="17"/>
+              </w:rPr>
+              <w:t>2</w:t>
+            </w:r>
+          </w:p>
+        </w:tc>
+        <w:tc>
+          <w:tcPr>
+            <w:tcW w:type="dxa" w:w="1928"/>
+            <w:tcBorders>
+              <w:top w:val="single" w:sz="4" w:space="0" w:color="000000"/>
+              <w:left w:val="single" w:sz="4" w:space="0" w:color="000000"/>
+              <w:bottom w:val="single" w:sz="4" w:space="0" w:color="000000"/>
+              <w:right w:val="single" w:sz="4" w:space="0" w:color="000000"/>
+            </w:tcBorders>
+          </w:tcPr>
+          <w:p>
+            <w:pPr>
+              <w:keepNext/>
+              <w:spacing w:line="240" w:lineRule="auto" w:after="20"/>
+              <w:jc w:val="center"/>
+            </w:pPr>
+            <w:r>
+              <w:rPr>
+                <w:rFonts w:ascii="Times New Roman" w:hAnsi="Times New Roman" w:cs="Times New Roman" w:eastAsia="Times New Roman"/>
+                <w:b w:val="0"/>
+                <w:i w:val="0"/>
+                <w:sz w:val="17"/>
+              </w:rPr>
+              <w:t>f = 998.48 Hz</w:t>
+            </w:r>
+          </w:p>
+        </w:tc>
+        <w:tc>
+          <w:tcPr>
+            <w:tcW w:type="dxa" w:w="1247"/>
+            <w:tcBorders>
+              <w:top w:val="single" w:sz="4" w:space="0" w:color="000000"/>
+              <w:left w:val="single" w:sz="4" w:space="0" w:color="000000"/>
+              <w:bottom w:val="single" w:sz="4" w:space="0" w:color="000000"/>
+              <w:right w:val="single" w:sz="4" w:space="0" w:color="000000"/>
+            </w:tcBorders>
+          </w:tcPr>
+          <w:p>
+            <w:pPr>
+              <w:keepNext/>
+              <w:spacing w:line="240" w:lineRule="auto" w:after="20"/>
+              <w:jc w:val="center"/>
+            </w:pPr>
+            <m:oMath>
+              <m:d>
+                <m:dPr>
+                  <m:begChr m:val="|"/>
+                  <m:endChr m:val="|"/>
+                  <m:sepChr m:val=""/>
+                  <m:grow/>
+                </m:dPr>
+                <m:e>
+                  <m:sSub>
+                    <m:e>
+                      <m:r>
+                        <m:t>V</m:t>
+                      </m:r>
+                    </m:e>
+                    <m:sub>
+                      <m:r>
+                        <m:t>O</m:t>
+                      </m:r>
+                    </m:sub>
+                  </m:sSub>
+                </m:e>
+              </m:d>
+            </m:oMath>
+          </w:p>
+        </w:tc>
+        <w:tc>
+          <w:tcPr>
+            <w:tcW w:type="dxa" w:w="1701"/>
+            <w:tcBorders>
+              <w:top w:val="single" w:sz="4" w:space="0" w:color="000000"/>
+              <w:left w:val="single" w:sz="4" w:space="0" w:color="000000"/>
+              <w:bottom w:val="single" w:sz="4" w:space="0" w:color="000000"/>
+              <w:right w:val="single" w:sz="4" w:space="0" w:color="000000"/>
+            </w:tcBorders>
+          </w:tcPr>
+          <w:p>
+            <w:pPr>
+              <w:keepNext/>
+              <w:spacing w:line="240" w:lineRule="auto" w:after="20"/>
+              <w:jc w:val="center"/>
+            </w:pPr>
+            <w:r>
+              <w:rPr>
+                <w:rFonts w:ascii="Times New Roman" w:hAnsi="Times New Roman" w:cs="Times New Roman" w:eastAsia="Times New Roman"/>
+                <w:b w:val="0"/>
+                <w:i w:val="0"/>
+                <w:sz w:val="17"/>
+              </w:rPr>
+              <w:t>−4.6229 dB</w:t>
+            </w:r>
+          </w:p>
+        </w:tc>
+        <w:tc>
+          <w:tcPr>
+            <w:tcW w:type="dxa" w:w="1701"/>
+            <w:tcBorders>
+              <w:top w:val="single" w:sz="4" w:space="0" w:color="000000"/>
+              <w:left w:val="single" w:sz="4" w:space="0" w:color="000000"/>
+              <w:bottom w:val="single" w:sz="4" w:space="0" w:color="000000"/>
+              <w:right w:val="single" w:sz="4" w:space="0" w:color="000000"/>
+            </w:tcBorders>
+          </w:tcPr>
+          <w:p>
+            <w:pPr>
+              <w:keepNext/>
+              <w:spacing w:line="240" w:lineRule="auto" w:after="20"/>
+              <w:jc w:val="center"/>
+            </w:pPr>
+            <w:r>
+              <w:rPr>
+                <w:rFonts w:ascii="Times New Roman" w:hAnsi="Times New Roman" w:cs="Times New Roman" w:eastAsia="Times New Roman"/>
+                <w:b w:val="0"/>
+                <w:i w:val="0"/>
+                <w:sz w:val="17"/>
+              </w:rPr>
+              <w:t>−4.623 dB</w:t>
+            </w:r>
+          </w:p>
+        </w:tc>
+        <w:tc>
+          <w:tcPr>
+            <w:tcW w:type="dxa" w:w="1474"/>
+            <w:tcBorders>
+              <w:top w:val="single" w:sz="4" w:space="0" w:color="000000"/>
+              <w:left w:val="single" w:sz="4" w:space="0" w:color="000000"/>
+              <w:bottom w:val="single" w:sz="4" w:space="0" w:color="000000"/>
+              <w:right w:val="single" w:sz="4" w:space="0" w:color="000000"/>
+            </w:tcBorders>
+          </w:tcPr>
+          <w:p>
+            <w:pPr>
+              <w:keepNext/>
+              <w:spacing w:line="240" w:lineRule="auto" w:after="20"/>
+              <w:jc w:val="center"/>
+            </w:pPr>
+            <w:r>
+              <w:rPr>
+                <w:rFonts w:ascii="Times New Roman" w:hAnsi="Times New Roman" w:cs="Times New Roman" w:eastAsia="Times New Roman"/>
+                <w:b w:val="0"/>
+                <w:i w:val="0"/>
+                <w:sz w:val="17"/>
+              </w:rPr>
+              <w:t>+0.000 dB</w:t>
+            </w:r>
+          </w:p>
+        </w:tc>
+      </w:tr>
+      <w:tr>
+        <w:trPr>
+          <w:cantSplit/>
+        </w:trPr>
+        <w:tc>
+          <w:tcPr>
+            <w:tcW w:type="dxa" w:w="794"/>
+            <w:tcBorders>
+              <w:top w:val="single" w:sz="4" w:space="0" w:color="000000"/>
+              <w:left w:val="single" w:sz="4" w:space="0" w:color="000000"/>
+              <w:bottom w:val="single" w:sz="4" w:space="0" w:color="000000"/>
+              <w:right w:val="single" w:sz="4" w:space="0" w:color="000000"/>
+            </w:tcBorders>
+          </w:tcPr>
+          <w:p>
+            <w:pPr>
+              <w:keepNext w:val="0"/>
+              <w:spacing w:line="240" w:lineRule="auto" w:after="20"/>
+              <w:jc w:val="left"/>
+            </w:pPr>
+            <w:r>
+              <w:rPr>
+                <w:rFonts w:ascii="Times New Roman" w:hAnsi="Times New Roman" w:cs="Times New Roman" w:eastAsia="Times New Roman"/>
+                <w:b w:val="0"/>
+                <w:i w:val="0"/>
+                <w:sz w:val="17"/>
+              </w:rPr>
+              <w:t>2</w:t>
+            </w:r>
+          </w:p>
+        </w:tc>
+        <w:tc>
+          <w:tcPr>
+            <w:tcW w:type="dxa" w:w="1928"/>
+            <w:tcBorders>
+              <w:top w:val="single" w:sz="4" w:space="0" w:color="000000"/>
+              <w:left w:val="single" w:sz="4" w:space="0" w:color="000000"/>
+              <w:bottom w:val="single" w:sz="4" w:space="0" w:color="000000"/>
+              <w:right w:val="single" w:sz="4" w:space="0" w:color="000000"/>
+            </w:tcBorders>
+          </w:tcPr>
+          <w:p>
+            <w:pPr>
+              <w:keepNext w:val="0"/>
+              <w:spacing w:line="240" w:lineRule="auto" w:after="20"/>
+              <w:jc w:val="center"/>
+            </w:pPr>
+            <w:r>
+              <w:rPr>
+                <w:rFonts w:ascii="Times New Roman" w:hAnsi="Times New Roman" w:cs="Times New Roman" w:eastAsia="Times New Roman"/>
+                <w:b w:val="0"/>
+                <w:i w:val="0"/>
+                <w:sz w:val="17"/>
+              </w:rPr>
+              <w:t>f = 998.48 Hz</w:t>
+            </w:r>
+          </w:p>
+        </w:tc>
+        <w:tc>
+          <w:tcPr>
+            <w:tcW w:type="dxa" w:w="1247"/>
+            <w:tcBorders>
+              <w:top w:val="single" w:sz="4" w:space="0" w:color="000000"/>
+              <w:left w:val="single" w:sz="4" w:space="0" w:color="000000"/>
+              <w:bottom w:val="single" w:sz="4" w:space="0" w:color="000000"/>
+              <w:right w:val="single" w:sz="4" w:space="0" w:color="000000"/>
+            </w:tcBorders>
+          </w:tcPr>
+          <w:p>
+            <w:pPr>
+              <w:keepNext w:val="0"/>
+              <w:spacing w:line="240" w:lineRule="auto" w:after="20"/>
+              <w:jc w:val="center"/>
+            </w:pPr>
+            <m:oMath>
+              <m:r>
+                <m:rPr>
+                  <m:sty m:val="p"/>
+                </m:rPr>
+                <m:t>∠</m:t>
+              </m:r>
+              <m:sSub>
+                <m:e>
+                  <m:r>
+                    <m:t>V</m:t>
+                  </m:r>
+                </m:e>
+                <m:sub>
+                  <m:r>
+                    <m:t>O</m:t>
+                  </m:r>
+                </m:sub>
+              </m:sSub>
+            </m:oMath>
+          </w:p>
+        </w:tc>
+        <w:tc>
+          <w:tcPr>
+            <w:tcW w:type="dxa" w:w="1701"/>
+            <w:tcBorders>
+              <w:top w:val="single" w:sz="4" w:space="0" w:color="000000"/>
+              <w:left w:val="single" w:sz="4" w:space="0" w:color="000000"/>
+              <w:bottom w:val="single" w:sz="4" w:space="0" w:color="000000"/>
+              <w:right w:val="single" w:sz="4" w:space="0" w:color="000000"/>
+            </w:tcBorders>
+          </w:tcPr>
+          <w:p>
+            <w:pPr>
+              <w:keepNext w:val="0"/>
+              <w:spacing w:line="240" w:lineRule="auto" w:after="20"/>
+              <w:jc w:val="center"/>
+            </w:pPr>
+            <w:r>
+              <w:rPr>
+                <w:rFonts w:ascii="Times New Roman" w:hAnsi="Times New Roman" w:cs="Times New Roman" w:eastAsia="Times New Roman"/>
+                <w:b w:val="0"/>
+                <w:i w:val="0"/>
+                <w:sz w:val="17"/>
+              </w:rPr>
+              <w:t>−90.804 °</w:t>
+            </w:r>
+          </w:p>
+        </w:tc>
+        <w:tc>
+          <w:tcPr>
+            <w:tcW w:type="dxa" w:w="1701"/>
+            <w:tcBorders>
+              <w:top w:val="single" w:sz="4" w:space="0" w:color="000000"/>
+              <w:left w:val="single" w:sz="4" w:space="0" w:color="000000"/>
+              <w:bottom w:val="single" w:sz="4" w:space="0" w:color="000000"/>
+              <w:right w:val="single" w:sz="4" w:space="0" w:color="000000"/>
+            </w:tcBorders>
+          </w:tcPr>
+          <w:p>
+            <w:pPr>
+              <w:keepNext w:val="0"/>
+              <w:spacing w:line="240" w:lineRule="auto" w:after="20"/>
+              <w:jc w:val="center"/>
+            </w:pPr>
+            <w:r>
+              <w:rPr>
+                <w:rFonts w:ascii="Times New Roman" w:hAnsi="Times New Roman" w:cs="Times New Roman" w:eastAsia="Times New Roman"/>
+                <w:b w:val="0"/>
+                <w:i w:val="0"/>
+                <w:sz w:val="17"/>
+              </w:rPr>
+              <w:t>−90.803 °</w:t>
+            </w:r>
+          </w:p>
+        </w:tc>
+        <w:tc>
+          <w:tcPr>
+            <w:tcW w:type="dxa" w:w="1474"/>
+            <w:tcBorders>
+              <w:top w:val="single" w:sz="4" w:space="0" w:color="000000"/>
+              <w:left w:val="single" w:sz="4" w:space="0" w:color="000000"/>
+              <w:bottom w:val="single" w:sz="4" w:space="0" w:color="000000"/>
+              <w:right w:val="single" w:sz="4" w:space="0" w:color="000000"/>
+            </w:tcBorders>
+          </w:tcPr>
+          <w:p>
+            <w:pPr>
+              <w:keepNext w:val="0"/>
+              <w:spacing w:line="240" w:lineRule="auto" w:after="20"/>
+              <w:jc w:val="center"/>
+            </w:pPr>
+            <w:r>
+              <w:rPr>
+                <w:rFonts w:ascii="Times New Roman" w:hAnsi="Times New Roman" w:cs="Times New Roman" w:eastAsia="Times New Roman"/>
+                <w:b w:val="0"/>
+                <w:i w:val="0"/>
+                <w:sz w:val="17"/>
+              </w:rPr>
+              <w:t>-0.001 °</w:t>
+            </w:r>
+          </w:p>
+        </w:tc>
+      </w:tr>
+    </w:tbl>
+    <w:p>
+      <w:pPr>
+        <w:spacing w:after="120"/>
+      </w:pPr>
+    </w:p>
     <w:tbl>
       <w:tblPr>
         <w:tblW w:type="auto" w:w="0"/>
@@ -8793,7 +10933,7 @@
         <w:drawing>
           <wp:inline xmlns:a="http://schemas.openxmlformats.org/drawingml/2006/main" xmlns:pic="http://schemas.openxmlformats.org/drawingml/2006/picture">
             <wp:extent cx="3960000" cy="2310000"/>
-            <wp:docPr id="7" name="Picture 7"/>
+            <wp:docPr id="9" name="Picture 9"/>
             <wp:cNvGraphicFramePr>
               <a:graphicFrameLocks noChangeAspect="1"/>
             </wp:cNvGraphicFramePr>
@@ -8805,7 +10945,7 @@
                     <pic:cNvPicPr/>
                   </pic:nvPicPr>
                   <pic:blipFill>
-                    <a:blip r:embed="rId16"/>
+                    <a:blip r:embed="rId18"/>
                     <a:stretch>
                       <a:fillRect/>
                     </a:stretch>
@@ -8849,7 +10989,7 @@
         <w:drawing>
           <wp:inline xmlns:a="http://schemas.openxmlformats.org/drawingml/2006/main" xmlns:pic="http://schemas.openxmlformats.org/drawingml/2006/picture">
             <wp:extent cx="4860000" cy="4628571"/>
-            <wp:docPr id="8" name="Picture 8"/>
+            <wp:docPr id="10" name="Picture 10"/>
             <wp:cNvGraphicFramePr>
               <a:graphicFrameLocks noChangeAspect="1"/>
             </wp:cNvGraphicFramePr>
@@ -8861,7 +11001,7 @@
                     <pic:cNvPicPr/>
                   </pic:nvPicPr>
                   <pic:blipFill>
-                    <a:blip r:embed="rId17"/>
+                    <a:blip r:embed="rId19"/>
                     <a:stretch>
                       <a:fillRect/>
                     </a:stretch>
@@ -8905,7 +11045,7 @@
         <w:drawing>
           <wp:inline xmlns:a="http://schemas.openxmlformats.org/drawingml/2006/main" xmlns:pic="http://schemas.openxmlformats.org/drawingml/2006/picture">
             <wp:extent cx="4860000" cy="4628571"/>
-            <wp:docPr id="9" name="Picture 9"/>
+            <wp:docPr id="11" name="Picture 11"/>
             <wp:cNvGraphicFramePr>
               <a:graphicFrameLocks noChangeAspect="1"/>
             </wp:cNvGraphicFramePr>
@@ -8917,7 +11057,7 @@
                     <pic:cNvPicPr/>
                   </pic:nvPicPr>
                   <pic:blipFill>
-                    <a:blip r:embed="rId18"/>
+                    <a:blip r:embed="rId20"/>
                     <a:stretch>
                       <a:fillRect/>
                     </a:stretch>
@@ -13002,7 +15142,7 @@
         <w:drawing>
           <wp:inline xmlns:a="http://schemas.openxmlformats.org/drawingml/2006/main" xmlns:pic="http://schemas.openxmlformats.org/drawingml/2006/picture">
             <wp:extent cx="4860000" cy="2314286"/>
-            <wp:docPr id="10" name="Picture 10"/>
+            <wp:docPr id="12" name="Picture 12"/>
             <wp:cNvGraphicFramePr>
               <a:graphicFrameLocks noChangeAspect="1"/>
             </wp:cNvGraphicFramePr>
@@ -13014,7 +15154,7 @@
                     <pic:cNvPicPr/>
                   </pic:nvPicPr>
                   <pic:blipFill>
-                    <a:blip r:embed="rId19"/>
+                    <a:blip r:embed="rId21"/>
                     <a:stretch>
                       <a:fillRect/>
                     </a:stretch>
@@ -13058,7 +15198,7 @@
         <w:drawing>
           <wp:inline xmlns:a="http://schemas.openxmlformats.org/drawingml/2006/main" xmlns:pic="http://schemas.openxmlformats.org/drawingml/2006/picture">
             <wp:extent cx="4500000" cy="2362500"/>
-            <wp:docPr id="11" name="Picture 11"/>
+            <wp:docPr id="13" name="Picture 13"/>
             <wp:cNvGraphicFramePr>
               <a:graphicFrameLocks noChangeAspect="1"/>
             </wp:cNvGraphicFramePr>
@@ -13070,7 +15210,7 @@
                     <pic:cNvPicPr/>
                   </pic:nvPicPr>
                   <pic:blipFill>
-                    <a:blip r:embed="rId20"/>
+                    <a:blip r:embed="rId22"/>
                     <a:stretch>
                       <a:fillRect/>
                     </a:stretch>
@@ -13105,6 +15245,104 @@
       </w:r>
     </w:p>
     <w:p>
+      <w:r>
+        <w:rPr>
+          <w:rFonts w:ascii="Times New Roman" w:hAnsi="Times New Roman" w:cs="Times New Roman" w:eastAsia="Times New Roman"/>
+          <w:b w:val="0"/>
+          <w:i w:val="0"/>
+        </w:rPr>
+        <w:t xml:space="preserve">LTspice sonucu </w:t>
+      </w:r>
+      <w:r>
+        <w:rPr>
+          <w:rFonts w:ascii="Times New Roman" w:hAnsi="Times New Roman" w:cs="Times New Roman" w:eastAsia="Times New Roman"/>
+          <w:b w:val="0"/>
+          <w:i w:val="0"/>
+        </w:rPr>
+        <w:t>Şekil 5.3.3</w:t>
+      </w:r>
+      <w:r>
+        <w:rPr>
+          <w:rFonts w:ascii="Times New Roman" w:hAnsi="Times New Roman" w:cs="Times New Roman" w:eastAsia="Times New Roman"/>
+          <w:b w:val="0"/>
+          <w:i w:val="0"/>
+        </w:rPr>
+        <w:t xml:space="preserve">'de, imleç karşılaştırması </w:t>
+      </w:r>
+      <w:r>
+        <w:rPr>
+          <w:rFonts w:ascii="Times New Roman" w:hAnsi="Times New Roman" w:cs="Times New Roman" w:eastAsia="Times New Roman"/>
+          <w:b w:val="0"/>
+          <w:i w:val="0"/>
+        </w:rPr>
+        <w:t>Tablo 5.3.1</w:t>
+      </w:r>
+      <w:r>
+        <w:rPr>
+          <w:rFonts w:ascii="Times New Roman" w:hAnsi="Times New Roman" w:cs="Times New Roman" w:eastAsia="Times New Roman"/>
+          <w:b w:val="0"/>
+          <w:i w:val="0"/>
+        </w:rPr>
+        <w:t>'de verilmiştir.</w:t>
+      </w:r>
+    </w:p>
+    <w:p>
+      <w:pPr>
+        <w:keepNext/>
+        <w:spacing w:line="240" w:lineRule="auto"/>
+        <w:jc w:val="center"/>
+      </w:pPr>
+      <w:r>
+        <w:drawing>
+          <wp:inline xmlns:a="http://schemas.openxmlformats.org/drawingml/2006/main" xmlns:pic="http://schemas.openxmlformats.org/drawingml/2006/picture">
+            <wp:extent cx="5580000" cy="3487500"/>
+            <wp:docPr id="14" name="Picture 14"/>
+            <wp:cNvGraphicFramePr>
+              <a:graphicFrameLocks noChangeAspect="1"/>
+            </wp:cNvGraphicFramePr>
+            <a:graphic>
+              <a:graphicData uri="http://schemas.openxmlformats.org/drawingml/2006/picture">
+                <pic:pic>
+                  <pic:nvPicPr>
+                    <pic:cNvPr id="0" name="lt_e5_cc_ac.png"/>
+                    <pic:cNvPicPr/>
+                  </pic:nvPicPr>
+                  <pic:blipFill>
+                    <a:blip r:embed="rId23"/>
+                    <a:stretch>
+                      <a:fillRect/>
+                    </a:stretch>
+                  </pic:blipFill>
+                  <pic:spPr>
+                    <a:xfrm>
+                      <a:off x="0" y="0"/>
+                      <a:ext cx="5580000" cy="3487500"/>
+                    </a:xfrm>
+                    <a:prstGeom prst="rect"/>
+                  </pic:spPr>
+                </pic:pic>
+              </a:graphicData>
+            </a:graphic>
+          </wp:inline>
+        </w:drawing>
+      </w:r>
+    </w:p>
+    <w:p>
+      <w:pPr>
+        <w:spacing w:line="240" w:lineRule="auto" w:after="240"/>
+        <w:jc w:val="center"/>
+      </w:pPr>
+      <w:r>
+        <w:rPr>
+          <w:rFonts w:ascii="Times New Roman" w:hAnsi="Times New Roman" w:cs="Times New Roman" w:eastAsia="Times New Roman"/>
+          <w:b w:val="0"/>
+          <w:i w:val="0"/>
+          <w:sz w:val="20"/>
+        </w:rPr>
+        <w:t>Şekil 5.3.3  LTspice AC analysis of the common-collector (emitter-follower) amplifier (LTspice; cihaz seri no: TOBB-7K3Q-0421)</w:t>
+      </w:r>
+    </w:p>
+    <w:p>
       <w:pPr>
         <w:keepNext/>
         <w:spacing w:line="240" w:lineRule="auto" w:after="80"/>
@@ -13117,7 +15355,956 @@
           <w:i w:val="0"/>
           <w:sz w:val="20"/>
         </w:rPr>
-        <w:t>Tablo 5.3.1  El hesabı ve SPICE</w:t>
+        <w:t xml:space="preserve">Tablo 5.3.1  </w:t>
+      </w:r>
+      <w:r>
+        <w:rPr>
+          <w:rFonts w:ascii="Times New Roman" w:hAnsi="Times New Roman" w:cs="Times New Roman" w:eastAsia="Times New Roman"/>
+          <w:b w:val="0"/>
+          <w:i w:val="0"/>
+          <w:sz w:val="20"/>
+        </w:rPr>
+        <w:t>Şekil 5.3.3</w:t>
+      </w:r>
+      <w:r>
+        <w:rPr>
+          <w:rFonts w:ascii="Times New Roman" w:hAnsi="Times New Roman" w:cs="Times New Roman" w:eastAsia="Times New Roman"/>
+          <w:b w:val="0"/>
+          <w:i w:val="0"/>
+          <w:sz w:val="20"/>
+        </w:rPr>
+        <w:t xml:space="preserve"> imleç değerleri ve aynı x'te ngspice değerleri</w:t>
+      </w:r>
+    </w:p>
+    <w:tbl>
+      <w:tblPr>
+        <w:tblW w:type="auto" w:w="0"/>
+        <w:jc w:val="center"/>
+        <w:tblLayout w:type="fixed"/>
+        <w:tblLook w:firstColumn="1" w:firstRow="1" w:lastColumn="0" w:lastRow="0" w:noHBand="0" w:noVBand="1" w:val="04A0"/>
+      </w:tblPr>
+      <w:tblGrid>
+        <w:gridCol w:w="794"/>
+        <w:gridCol w:w="1928"/>
+        <w:gridCol w:w="1247"/>
+        <w:gridCol w:w="1701"/>
+        <w:gridCol w:w="1701"/>
+        <w:gridCol w:w="1474"/>
+      </w:tblGrid>
+      <w:tr>
+        <w:trPr>
+          <w:tblHeader/>
+          <w:cantSplit/>
+        </w:trPr>
+        <w:tc>
+          <w:tcPr>
+            <w:tcW w:type="dxa" w:w="794"/>
+            <w:tcBorders>
+              <w:top w:val="single" w:sz="4" w:space="0" w:color="000000"/>
+              <w:left w:val="single" w:sz="4" w:space="0" w:color="000000"/>
+              <w:bottom w:val="single" w:sz="4" w:space="0" w:color="000000"/>
+              <w:right w:val="single" w:sz="4" w:space="0" w:color="000000"/>
+            </w:tcBorders>
+            <w:shd w:val="clear" w:color="auto" w:fill="D9D9D9"/>
+          </w:tcPr>
+          <w:p>
+            <w:pPr>
+              <w:keepNext/>
+              <w:spacing w:line="240" w:lineRule="auto" w:after="20"/>
+              <w:jc w:val="left"/>
+            </w:pPr>
+            <w:r>
+              <w:rPr>
+                <w:rFonts w:ascii="Times New Roman" w:hAnsi="Times New Roman" w:cs="Times New Roman" w:eastAsia="Times New Roman"/>
+                <w:b/>
+                <w:i w:val="0"/>
+                <w:sz w:val="17"/>
+              </w:rPr>
+              <w:t>İmleç</w:t>
+            </w:r>
+          </w:p>
+        </w:tc>
+        <w:tc>
+          <w:tcPr>
+            <w:tcW w:type="dxa" w:w="1928"/>
+            <w:tcBorders>
+              <w:top w:val="single" w:sz="4" w:space="0" w:color="000000"/>
+              <w:left w:val="single" w:sz="4" w:space="0" w:color="000000"/>
+              <w:bottom w:val="single" w:sz="4" w:space="0" w:color="000000"/>
+              <w:right w:val="single" w:sz="4" w:space="0" w:color="000000"/>
+            </w:tcBorders>
+            <w:shd w:val="clear" w:color="auto" w:fill="D9D9D9"/>
+          </w:tcPr>
+          <w:p>
+            <w:pPr>
+              <w:keepNext/>
+              <w:spacing w:line="240" w:lineRule="auto" w:after="20"/>
+              <w:jc w:val="center"/>
+            </w:pPr>
+            <w:r>
+              <w:rPr>
+                <w:rFonts w:ascii="Times New Roman" w:hAnsi="Times New Roman" w:cs="Times New Roman" w:eastAsia="Times New Roman"/>
+                <w:b/>
+                <w:i w:val="0"/>
+                <w:sz w:val="17"/>
+              </w:rPr>
+              <w:t>x koordinatı</w:t>
+            </w:r>
+          </w:p>
+        </w:tc>
+        <w:tc>
+          <w:tcPr>
+            <w:tcW w:type="dxa" w:w="1247"/>
+            <w:tcBorders>
+              <w:top w:val="single" w:sz="4" w:space="0" w:color="000000"/>
+              <w:left w:val="single" w:sz="4" w:space="0" w:color="000000"/>
+              <w:bottom w:val="single" w:sz="4" w:space="0" w:color="000000"/>
+              <w:right w:val="single" w:sz="4" w:space="0" w:color="000000"/>
+            </w:tcBorders>
+            <w:shd w:val="clear" w:color="auto" w:fill="D9D9D9"/>
+          </w:tcPr>
+          <w:p>
+            <w:pPr>
+              <w:keepNext/>
+              <w:spacing w:line="240" w:lineRule="auto" w:after="20"/>
+              <w:jc w:val="center"/>
+            </w:pPr>
+            <w:r>
+              <w:rPr>
+                <w:rFonts w:ascii="Times New Roman" w:hAnsi="Times New Roman" w:cs="Times New Roman" w:eastAsia="Times New Roman"/>
+                <w:b/>
+                <w:i w:val="0"/>
+                <w:sz w:val="17"/>
+              </w:rPr>
+              <w:t>Büyüklük</w:t>
+            </w:r>
+          </w:p>
+        </w:tc>
+        <w:tc>
+          <w:tcPr>
+            <w:tcW w:type="dxa" w:w="1701"/>
+            <w:tcBorders>
+              <w:top w:val="single" w:sz="4" w:space="0" w:color="000000"/>
+              <w:left w:val="single" w:sz="4" w:space="0" w:color="000000"/>
+              <w:bottom w:val="single" w:sz="4" w:space="0" w:color="000000"/>
+              <w:right w:val="single" w:sz="4" w:space="0" w:color="000000"/>
+            </w:tcBorders>
+            <w:shd w:val="clear" w:color="auto" w:fill="D9D9D9"/>
+          </w:tcPr>
+          <w:p>
+            <w:pPr>
+              <w:keepNext/>
+              <w:spacing w:line="240" w:lineRule="auto" w:after="20"/>
+              <w:jc w:val="center"/>
+            </w:pPr>
+            <w:r>
+              <w:rPr>
+                <w:rFonts w:ascii="Times New Roman" w:hAnsi="Times New Roman" w:cs="Times New Roman" w:eastAsia="Times New Roman"/>
+                <w:b/>
+                <w:i w:val="0"/>
+                <w:sz w:val="17"/>
+              </w:rPr>
+              <w:t>LTspice</w:t>
+            </w:r>
+          </w:p>
+        </w:tc>
+        <w:tc>
+          <w:tcPr>
+            <w:tcW w:type="dxa" w:w="1701"/>
+            <w:tcBorders>
+              <w:top w:val="single" w:sz="4" w:space="0" w:color="000000"/>
+              <w:left w:val="single" w:sz="4" w:space="0" w:color="000000"/>
+              <w:bottom w:val="single" w:sz="4" w:space="0" w:color="000000"/>
+              <w:right w:val="single" w:sz="4" w:space="0" w:color="000000"/>
+            </w:tcBorders>
+            <w:shd w:val="clear" w:color="auto" w:fill="D9D9D9"/>
+          </w:tcPr>
+          <w:p>
+            <w:pPr>
+              <w:keepNext/>
+              <w:spacing w:line="240" w:lineRule="auto" w:after="20"/>
+              <w:jc w:val="center"/>
+            </w:pPr>
+            <w:r>
+              <w:rPr>
+                <w:rFonts w:ascii="Times New Roman" w:hAnsi="Times New Roman" w:cs="Times New Roman" w:eastAsia="Times New Roman"/>
+                <w:b/>
+                <w:i w:val="0"/>
+                <w:sz w:val="17"/>
+              </w:rPr>
+              <w:t>ngspice</w:t>
+            </w:r>
+          </w:p>
+        </w:tc>
+        <w:tc>
+          <w:tcPr>
+            <w:tcW w:type="dxa" w:w="1474"/>
+            <w:tcBorders>
+              <w:top w:val="single" w:sz="4" w:space="0" w:color="000000"/>
+              <w:left w:val="single" w:sz="4" w:space="0" w:color="000000"/>
+              <w:bottom w:val="single" w:sz="4" w:space="0" w:color="000000"/>
+              <w:right w:val="single" w:sz="4" w:space="0" w:color="000000"/>
+            </w:tcBorders>
+            <w:shd w:val="clear" w:color="auto" w:fill="D9D9D9"/>
+          </w:tcPr>
+          <w:p>
+            <w:pPr>
+              <w:keepNext/>
+              <w:spacing w:line="240" w:lineRule="auto" w:after="20"/>
+              <w:jc w:val="center"/>
+            </w:pPr>
+            <w:r>
+              <w:rPr>
+                <w:rFonts w:ascii="Times New Roman" w:hAnsi="Times New Roman" w:cs="Times New Roman" w:eastAsia="Times New Roman"/>
+                <w:b/>
+                <w:i w:val="0"/>
+                <w:sz w:val="17"/>
+              </w:rPr>
+              <w:t>Fark</w:t>
+            </w:r>
+          </w:p>
+        </w:tc>
+      </w:tr>
+      <w:tr>
+        <w:trPr>
+          <w:cantSplit/>
+        </w:trPr>
+        <w:tc>
+          <w:tcPr>
+            <w:tcW w:type="dxa" w:w="794"/>
+            <w:tcBorders>
+              <w:top w:val="single" w:sz="4" w:space="0" w:color="000000"/>
+              <w:left w:val="single" w:sz="4" w:space="0" w:color="000000"/>
+              <w:bottom w:val="single" w:sz="4" w:space="0" w:color="000000"/>
+              <w:right w:val="single" w:sz="4" w:space="0" w:color="000000"/>
+            </w:tcBorders>
+          </w:tcPr>
+          <w:p>
+            <w:pPr>
+              <w:keepNext/>
+              <w:spacing w:line="240" w:lineRule="auto" w:after="20"/>
+              <w:jc w:val="left"/>
+            </w:pPr>
+            <w:r>
+              <w:rPr>
+                <w:rFonts w:ascii="Times New Roman" w:hAnsi="Times New Roman" w:cs="Times New Roman" w:eastAsia="Times New Roman"/>
+                <w:b w:val="0"/>
+                <w:i w:val="0"/>
+                <w:sz w:val="17"/>
+              </w:rPr>
+              <w:t>1</w:t>
+            </w:r>
+          </w:p>
+        </w:tc>
+        <w:tc>
+          <w:tcPr>
+            <w:tcW w:type="dxa" w:w="1928"/>
+            <w:tcBorders>
+              <w:top w:val="single" w:sz="4" w:space="0" w:color="000000"/>
+              <w:left w:val="single" w:sz="4" w:space="0" w:color="000000"/>
+              <w:bottom w:val="single" w:sz="4" w:space="0" w:color="000000"/>
+              <w:right w:val="single" w:sz="4" w:space="0" w:color="000000"/>
+            </w:tcBorders>
+          </w:tcPr>
+          <w:p>
+            <w:pPr>
+              <w:keepNext/>
+              <w:spacing w:line="240" w:lineRule="auto" w:after="20"/>
+              <w:jc w:val="center"/>
+            </w:pPr>
+            <w:r>
+              <w:rPr>
+                <w:rFonts w:ascii="Times New Roman" w:hAnsi="Times New Roman" w:cs="Times New Roman" w:eastAsia="Times New Roman"/>
+                <w:b w:val="0"/>
+                <w:i w:val="0"/>
+                <w:sz w:val="17"/>
+              </w:rPr>
+              <w:t>f = 100.458 kHz</w:t>
+            </w:r>
+          </w:p>
+        </w:tc>
+        <w:tc>
+          <w:tcPr>
+            <w:tcW w:type="dxa" w:w="1247"/>
+            <w:tcBorders>
+              <w:top w:val="single" w:sz="4" w:space="0" w:color="000000"/>
+              <w:left w:val="single" w:sz="4" w:space="0" w:color="000000"/>
+              <w:bottom w:val="single" w:sz="4" w:space="0" w:color="000000"/>
+              <w:right w:val="single" w:sz="4" w:space="0" w:color="000000"/>
+            </w:tcBorders>
+          </w:tcPr>
+          <w:p>
+            <w:pPr>
+              <w:keepNext/>
+              <w:spacing w:line="240" w:lineRule="auto" w:after="20"/>
+              <w:jc w:val="center"/>
+            </w:pPr>
+            <m:oMath>
+              <m:d>
+                <m:dPr>
+                  <m:begChr m:val="|"/>
+                  <m:endChr m:val="|"/>
+                  <m:sepChr m:val=""/>
+                  <m:grow/>
+                </m:dPr>
+                <m:e>
+                  <m:sSub>
+                    <m:e>
+                      <m:r>
+                        <m:t>V</m:t>
+                      </m:r>
+                    </m:e>
+                    <m:sub>
+                      <m:r>
+                        <m:t>O</m:t>
+                      </m:r>
+                    </m:sub>
+                  </m:sSub>
+                </m:e>
+              </m:d>
+            </m:oMath>
+          </w:p>
+        </w:tc>
+        <w:tc>
+          <w:tcPr>
+            <w:tcW w:type="dxa" w:w="1701"/>
+            <w:tcBorders>
+              <w:top w:val="single" w:sz="4" w:space="0" w:color="000000"/>
+              <w:left w:val="single" w:sz="4" w:space="0" w:color="000000"/>
+              <w:bottom w:val="single" w:sz="4" w:space="0" w:color="000000"/>
+              <w:right w:val="single" w:sz="4" w:space="0" w:color="000000"/>
+            </w:tcBorders>
+          </w:tcPr>
+          <w:p>
+            <w:pPr>
+              <w:keepNext/>
+              <w:spacing w:line="240" w:lineRule="auto" w:after="20"/>
+              <w:jc w:val="center"/>
+            </w:pPr>
+            <w:r>
+              <w:rPr>
+                <w:rFonts w:ascii="Times New Roman" w:hAnsi="Times New Roman" w:cs="Times New Roman" w:eastAsia="Times New Roman"/>
+                <w:b w:val="0"/>
+                <w:i w:val="0"/>
+                <w:sz w:val="17"/>
+              </w:rPr>
+              <w:t>−0.067328 dB</w:t>
+            </w:r>
+          </w:p>
+        </w:tc>
+        <w:tc>
+          <w:tcPr>
+            <w:tcW w:type="dxa" w:w="1701"/>
+            <w:tcBorders>
+              <w:top w:val="single" w:sz="4" w:space="0" w:color="000000"/>
+              <w:left w:val="single" w:sz="4" w:space="0" w:color="000000"/>
+              <w:bottom w:val="single" w:sz="4" w:space="0" w:color="000000"/>
+              <w:right w:val="single" w:sz="4" w:space="0" w:color="000000"/>
+            </w:tcBorders>
+          </w:tcPr>
+          <w:p>
+            <w:pPr>
+              <w:keepNext/>
+              <w:spacing w:line="240" w:lineRule="auto" w:after="20"/>
+              <w:jc w:val="center"/>
+            </w:pPr>
+            <w:r>
+              <w:rPr>
+                <w:rFonts w:ascii="Times New Roman" w:hAnsi="Times New Roman" w:cs="Times New Roman" w:eastAsia="Times New Roman"/>
+                <w:b w:val="0"/>
+                <w:i w:val="0"/>
+                <w:sz w:val="17"/>
+              </w:rPr>
+              <w:t>−0.067329 dB</w:t>
+            </w:r>
+          </w:p>
+        </w:tc>
+        <w:tc>
+          <w:tcPr>
+            <w:tcW w:type="dxa" w:w="1474"/>
+            <w:tcBorders>
+              <w:top w:val="single" w:sz="4" w:space="0" w:color="000000"/>
+              <w:left w:val="single" w:sz="4" w:space="0" w:color="000000"/>
+              <w:bottom w:val="single" w:sz="4" w:space="0" w:color="000000"/>
+              <w:right w:val="single" w:sz="4" w:space="0" w:color="000000"/>
+            </w:tcBorders>
+          </w:tcPr>
+          <w:p>
+            <w:pPr>
+              <w:keepNext/>
+              <w:spacing w:line="240" w:lineRule="auto" w:after="20"/>
+              <w:jc w:val="center"/>
+            </w:pPr>
+            <w:r>
+              <w:rPr>
+                <w:rFonts w:ascii="Times New Roman" w:hAnsi="Times New Roman" w:cs="Times New Roman" w:eastAsia="Times New Roman"/>
+                <w:b w:val="0"/>
+                <w:i w:val="0"/>
+                <w:sz w:val="17"/>
+              </w:rPr>
+              <w:t>+0.000 dB</w:t>
+            </w:r>
+          </w:p>
+        </w:tc>
+      </w:tr>
+      <w:tr>
+        <w:trPr>
+          <w:cantSplit/>
+        </w:trPr>
+        <w:tc>
+          <w:tcPr>
+            <w:tcW w:type="dxa" w:w="794"/>
+            <w:tcBorders>
+              <w:top w:val="single" w:sz="4" w:space="0" w:color="000000"/>
+              <w:left w:val="single" w:sz="4" w:space="0" w:color="000000"/>
+              <w:bottom w:val="single" w:sz="4" w:space="0" w:color="000000"/>
+              <w:right w:val="single" w:sz="4" w:space="0" w:color="000000"/>
+            </w:tcBorders>
+          </w:tcPr>
+          <w:p>
+            <w:pPr>
+              <w:keepNext/>
+              <w:spacing w:line="240" w:lineRule="auto" w:after="20"/>
+              <w:jc w:val="left"/>
+            </w:pPr>
+            <w:r>
+              <w:rPr>
+                <w:rFonts w:ascii="Times New Roman" w:hAnsi="Times New Roman" w:cs="Times New Roman" w:eastAsia="Times New Roman"/>
+                <w:b w:val="0"/>
+                <w:i w:val="0"/>
+                <w:sz w:val="17"/>
+              </w:rPr>
+              <w:t>1</w:t>
+            </w:r>
+          </w:p>
+        </w:tc>
+        <w:tc>
+          <w:tcPr>
+            <w:tcW w:type="dxa" w:w="1928"/>
+            <w:tcBorders>
+              <w:top w:val="single" w:sz="4" w:space="0" w:color="000000"/>
+              <w:left w:val="single" w:sz="4" w:space="0" w:color="000000"/>
+              <w:bottom w:val="single" w:sz="4" w:space="0" w:color="000000"/>
+              <w:right w:val="single" w:sz="4" w:space="0" w:color="000000"/>
+            </w:tcBorders>
+          </w:tcPr>
+          <w:p>
+            <w:pPr>
+              <w:keepNext/>
+              <w:spacing w:line="240" w:lineRule="auto" w:after="20"/>
+              <w:jc w:val="center"/>
+            </w:pPr>
+            <w:r>
+              <w:rPr>
+                <w:rFonts w:ascii="Times New Roman" w:hAnsi="Times New Roman" w:cs="Times New Roman" w:eastAsia="Times New Roman"/>
+                <w:b w:val="0"/>
+                <w:i w:val="0"/>
+                <w:sz w:val="17"/>
+              </w:rPr>
+              <w:t>f = 100.458 kHz</w:t>
+            </w:r>
+          </w:p>
+        </w:tc>
+        <w:tc>
+          <w:tcPr>
+            <w:tcW w:type="dxa" w:w="1247"/>
+            <w:tcBorders>
+              <w:top w:val="single" w:sz="4" w:space="0" w:color="000000"/>
+              <w:left w:val="single" w:sz="4" w:space="0" w:color="000000"/>
+              <w:bottom w:val="single" w:sz="4" w:space="0" w:color="000000"/>
+              <w:right w:val="single" w:sz="4" w:space="0" w:color="000000"/>
+            </w:tcBorders>
+          </w:tcPr>
+          <w:p>
+            <w:pPr>
+              <w:keepNext/>
+              <w:spacing w:line="240" w:lineRule="auto" w:after="20"/>
+              <w:jc w:val="center"/>
+            </w:pPr>
+            <m:oMath>
+              <m:r>
+                <m:rPr>
+                  <m:sty m:val="p"/>
+                </m:rPr>
+                <m:t>∠</m:t>
+              </m:r>
+              <m:sSub>
+                <m:e>
+                  <m:r>
+                    <m:t>V</m:t>
+                  </m:r>
+                </m:e>
+                <m:sub>
+                  <m:r>
+                    <m:t>O</m:t>
+                  </m:r>
+                </m:sub>
+              </m:sSub>
+            </m:oMath>
+          </w:p>
+        </w:tc>
+        <w:tc>
+          <w:tcPr>
+            <w:tcW w:type="dxa" w:w="1701"/>
+            <w:tcBorders>
+              <w:top w:val="single" w:sz="4" w:space="0" w:color="000000"/>
+              <w:left w:val="single" w:sz="4" w:space="0" w:color="000000"/>
+              <w:bottom w:val="single" w:sz="4" w:space="0" w:color="000000"/>
+              <w:right w:val="single" w:sz="4" w:space="0" w:color="000000"/>
+            </w:tcBorders>
+          </w:tcPr>
+          <w:p>
+            <w:pPr>
+              <w:keepNext/>
+              <w:spacing w:line="240" w:lineRule="auto" w:after="20"/>
+              <w:jc w:val="center"/>
+            </w:pPr>
+            <w:r>
+              <w:rPr>
+                <w:rFonts w:ascii="Times New Roman" w:hAnsi="Times New Roman" w:cs="Times New Roman" w:eastAsia="Times New Roman"/>
+                <w:b w:val="0"/>
+                <w:i w:val="0"/>
+                <w:sz w:val="17"/>
+              </w:rPr>
+              <w:t>4.415 °</w:t>
+            </w:r>
+          </w:p>
+        </w:tc>
+        <w:tc>
+          <w:tcPr>
+            <w:tcW w:type="dxa" w:w="1701"/>
+            <w:tcBorders>
+              <w:top w:val="single" w:sz="4" w:space="0" w:color="000000"/>
+              <w:left w:val="single" w:sz="4" w:space="0" w:color="000000"/>
+              <w:bottom w:val="single" w:sz="4" w:space="0" w:color="000000"/>
+              <w:right w:val="single" w:sz="4" w:space="0" w:color="000000"/>
+            </w:tcBorders>
+          </w:tcPr>
+          <w:p>
+            <w:pPr>
+              <w:keepNext/>
+              <w:spacing w:line="240" w:lineRule="auto" w:after="20"/>
+              <w:jc w:val="center"/>
+            </w:pPr>
+            <w:r>
+              <w:rPr>
+                <w:rFonts w:ascii="Times New Roman" w:hAnsi="Times New Roman" w:cs="Times New Roman" w:eastAsia="Times New Roman"/>
+                <w:b w:val="0"/>
+                <w:i w:val="0"/>
+                <w:sz w:val="17"/>
+              </w:rPr>
+              <w:t>4.4153 °</w:t>
+            </w:r>
+          </w:p>
+        </w:tc>
+        <w:tc>
+          <w:tcPr>
+            <w:tcW w:type="dxa" w:w="1474"/>
+            <w:tcBorders>
+              <w:top w:val="single" w:sz="4" w:space="0" w:color="000000"/>
+              <w:left w:val="single" w:sz="4" w:space="0" w:color="000000"/>
+              <w:bottom w:val="single" w:sz="4" w:space="0" w:color="000000"/>
+              <w:right w:val="single" w:sz="4" w:space="0" w:color="000000"/>
+            </w:tcBorders>
+          </w:tcPr>
+          <w:p>
+            <w:pPr>
+              <w:keepNext/>
+              <w:spacing w:line="240" w:lineRule="auto" w:after="20"/>
+              <w:jc w:val="center"/>
+            </w:pPr>
+            <w:r>
+              <w:rPr>
+                <w:rFonts w:ascii="Times New Roman" w:hAnsi="Times New Roman" w:cs="Times New Roman" w:eastAsia="Times New Roman"/>
+                <w:b w:val="0"/>
+                <w:i w:val="0"/>
+                <w:sz w:val="17"/>
+              </w:rPr>
+              <w:t>-0.000 °</w:t>
+            </w:r>
+          </w:p>
+        </w:tc>
+      </w:tr>
+      <w:tr>
+        <w:trPr>
+          <w:cantSplit/>
+        </w:trPr>
+        <w:tc>
+          <w:tcPr>
+            <w:tcW w:type="dxa" w:w="794"/>
+            <w:tcBorders>
+              <w:top w:val="single" w:sz="4" w:space="0" w:color="000000"/>
+              <w:left w:val="single" w:sz="4" w:space="0" w:color="000000"/>
+              <w:bottom w:val="single" w:sz="4" w:space="0" w:color="000000"/>
+              <w:right w:val="single" w:sz="4" w:space="0" w:color="000000"/>
+            </w:tcBorders>
+          </w:tcPr>
+          <w:p>
+            <w:pPr>
+              <w:keepNext/>
+              <w:spacing w:line="240" w:lineRule="auto" w:after="20"/>
+              <w:jc w:val="left"/>
+            </w:pPr>
+            <w:r>
+              <w:rPr>
+                <w:rFonts w:ascii="Times New Roman" w:hAnsi="Times New Roman" w:cs="Times New Roman" w:eastAsia="Times New Roman"/>
+                <w:b w:val="0"/>
+                <w:i w:val="0"/>
+                <w:sz w:val="17"/>
+              </w:rPr>
+              <w:t>2</w:t>
+            </w:r>
+          </w:p>
+        </w:tc>
+        <w:tc>
+          <w:tcPr>
+            <w:tcW w:type="dxa" w:w="1928"/>
+            <w:tcBorders>
+              <w:top w:val="single" w:sz="4" w:space="0" w:color="000000"/>
+              <w:left w:val="single" w:sz="4" w:space="0" w:color="000000"/>
+              <w:bottom w:val="single" w:sz="4" w:space="0" w:color="000000"/>
+              <w:right w:val="single" w:sz="4" w:space="0" w:color="000000"/>
+            </w:tcBorders>
+          </w:tcPr>
+          <w:p>
+            <w:pPr>
+              <w:keepNext/>
+              <w:spacing w:line="240" w:lineRule="auto" w:after="20"/>
+              <w:jc w:val="center"/>
+            </w:pPr>
+            <w:r>
+              <w:rPr>
+                <w:rFonts w:ascii="Times New Roman" w:hAnsi="Times New Roman" w:cs="Times New Roman" w:eastAsia="Times New Roman"/>
+                <w:b w:val="0"/>
+                <w:i w:val="0"/>
+                <w:sz w:val="17"/>
+              </w:rPr>
+              <w:t>f = 996.96 Hz</w:t>
+            </w:r>
+          </w:p>
+        </w:tc>
+        <w:tc>
+          <w:tcPr>
+            <w:tcW w:type="dxa" w:w="1247"/>
+            <w:tcBorders>
+              <w:top w:val="single" w:sz="4" w:space="0" w:color="000000"/>
+              <w:left w:val="single" w:sz="4" w:space="0" w:color="000000"/>
+              <w:bottom w:val="single" w:sz="4" w:space="0" w:color="000000"/>
+              <w:right w:val="single" w:sz="4" w:space="0" w:color="000000"/>
+            </w:tcBorders>
+          </w:tcPr>
+          <w:p>
+            <w:pPr>
+              <w:keepNext/>
+              <w:spacing w:line="240" w:lineRule="auto" w:after="20"/>
+              <w:jc w:val="center"/>
+            </w:pPr>
+            <m:oMath>
+              <m:d>
+                <m:dPr>
+                  <m:begChr m:val="|"/>
+                  <m:endChr m:val="|"/>
+                  <m:sepChr m:val=""/>
+                  <m:grow/>
+                </m:dPr>
+                <m:e>
+                  <m:sSub>
+                    <m:e>
+                      <m:r>
+                        <m:t>V</m:t>
+                      </m:r>
+                    </m:e>
+                    <m:sub>
+                      <m:r>
+                        <m:t>O</m:t>
+                      </m:r>
+                    </m:sub>
+                  </m:sSub>
+                </m:e>
+              </m:d>
+            </m:oMath>
+          </w:p>
+        </w:tc>
+        <w:tc>
+          <w:tcPr>
+            <w:tcW w:type="dxa" w:w="1701"/>
+            <w:tcBorders>
+              <w:top w:val="single" w:sz="4" w:space="0" w:color="000000"/>
+              <w:left w:val="single" w:sz="4" w:space="0" w:color="000000"/>
+              <w:bottom w:val="single" w:sz="4" w:space="0" w:color="000000"/>
+              <w:right w:val="single" w:sz="4" w:space="0" w:color="000000"/>
+            </w:tcBorders>
+          </w:tcPr>
+          <w:p>
+            <w:pPr>
+              <w:keepNext/>
+              <w:spacing w:line="240" w:lineRule="auto" w:after="20"/>
+              <w:jc w:val="center"/>
+            </w:pPr>
+            <w:r>
+              <w:rPr>
+                <w:rFonts w:ascii="Times New Roman" w:hAnsi="Times New Roman" w:cs="Times New Roman" w:eastAsia="Times New Roman"/>
+                <w:b w:val="0"/>
+                <w:i w:val="0"/>
+                <w:sz w:val="17"/>
+              </w:rPr>
+              <w:t>−18.405 dB</w:t>
+            </w:r>
+          </w:p>
+        </w:tc>
+        <w:tc>
+          <w:tcPr>
+            <w:tcW w:type="dxa" w:w="1701"/>
+            <w:tcBorders>
+              <w:top w:val="single" w:sz="4" w:space="0" w:color="000000"/>
+              <w:left w:val="single" w:sz="4" w:space="0" w:color="000000"/>
+              <w:bottom w:val="single" w:sz="4" w:space="0" w:color="000000"/>
+              <w:right w:val="single" w:sz="4" w:space="0" w:color="000000"/>
+            </w:tcBorders>
+          </w:tcPr>
+          <w:p>
+            <w:pPr>
+              <w:keepNext/>
+              <w:spacing w:line="240" w:lineRule="auto" w:after="20"/>
+              <w:jc w:val="center"/>
+            </w:pPr>
+            <w:r>
+              <w:rPr>
+                <w:rFonts w:ascii="Times New Roman" w:hAnsi="Times New Roman" w:cs="Times New Roman" w:eastAsia="Times New Roman"/>
+                <w:b w:val="0"/>
+                <w:i w:val="0"/>
+                <w:sz w:val="17"/>
+              </w:rPr>
+              <w:t>−18.405 dB</w:t>
+            </w:r>
+          </w:p>
+        </w:tc>
+        <w:tc>
+          <w:tcPr>
+            <w:tcW w:type="dxa" w:w="1474"/>
+            <w:tcBorders>
+              <w:top w:val="single" w:sz="4" w:space="0" w:color="000000"/>
+              <w:left w:val="single" w:sz="4" w:space="0" w:color="000000"/>
+              <w:bottom w:val="single" w:sz="4" w:space="0" w:color="000000"/>
+              <w:right w:val="single" w:sz="4" w:space="0" w:color="000000"/>
+            </w:tcBorders>
+          </w:tcPr>
+          <w:p>
+            <w:pPr>
+              <w:keepNext/>
+              <w:spacing w:line="240" w:lineRule="auto" w:after="20"/>
+              <w:jc w:val="center"/>
+            </w:pPr>
+            <w:r>
+              <w:rPr>
+                <w:rFonts w:ascii="Times New Roman" w:hAnsi="Times New Roman" w:cs="Times New Roman" w:eastAsia="Times New Roman"/>
+                <w:b w:val="0"/>
+                <w:i w:val="0"/>
+                <w:sz w:val="17"/>
+              </w:rPr>
+              <w:t>+0.001 dB</w:t>
+            </w:r>
+          </w:p>
+        </w:tc>
+      </w:tr>
+      <w:tr>
+        <w:trPr>
+          <w:cantSplit/>
+        </w:trPr>
+        <w:tc>
+          <w:tcPr>
+            <w:tcW w:type="dxa" w:w="794"/>
+            <w:tcBorders>
+              <w:top w:val="single" w:sz="4" w:space="0" w:color="000000"/>
+              <w:left w:val="single" w:sz="4" w:space="0" w:color="000000"/>
+              <w:bottom w:val="single" w:sz="4" w:space="0" w:color="000000"/>
+              <w:right w:val="single" w:sz="4" w:space="0" w:color="000000"/>
+            </w:tcBorders>
+          </w:tcPr>
+          <w:p>
+            <w:pPr>
+              <w:keepNext w:val="0"/>
+              <w:spacing w:line="240" w:lineRule="auto" w:after="20"/>
+              <w:jc w:val="left"/>
+            </w:pPr>
+            <w:r>
+              <w:rPr>
+                <w:rFonts w:ascii="Times New Roman" w:hAnsi="Times New Roman" w:cs="Times New Roman" w:eastAsia="Times New Roman"/>
+                <w:b w:val="0"/>
+                <w:i w:val="0"/>
+                <w:sz w:val="17"/>
+              </w:rPr>
+              <w:t>2</w:t>
+            </w:r>
+          </w:p>
+        </w:tc>
+        <w:tc>
+          <w:tcPr>
+            <w:tcW w:type="dxa" w:w="1928"/>
+            <w:tcBorders>
+              <w:top w:val="single" w:sz="4" w:space="0" w:color="000000"/>
+              <w:left w:val="single" w:sz="4" w:space="0" w:color="000000"/>
+              <w:bottom w:val="single" w:sz="4" w:space="0" w:color="000000"/>
+              <w:right w:val="single" w:sz="4" w:space="0" w:color="000000"/>
+            </w:tcBorders>
+          </w:tcPr>
+          <w:p>
+            <w:pPr>
+              <w:keepNext w:val="0"/>
+              <w:spacing w:line="240" w:lineRule="auto" w:after="20"/>
+              <w:jc w:val="center"/>
+            </w:pPr>
+            <w:r>
+              <w:rPr>
+                <w:rFonts w:ascii="Times New Roman" w:hAnsi="Times New Roman" w:cs="Times New Roman" w:eastAsia="Times New Roman"/>
+                <w:b w:val="0"/>
+                <w:i w:val="0"/>
+                <w:sz w:val="17"/>
+              </w:rPr>
+              <w:t>f = 996.96 Hz</w:t>
+            </w:r>
+          </w:p>
+        </w:tc>
+        <w:tc>
+          <w:tcPr>
+            <w:tcW w:type="dxa" w:w="1247"/>
+            <w:tcBorders>
+              <w:top w:val="single" w:sz="4" w:space="0" w:color="000000"/>
+              <w:left w:val="single" w:sz="4" w:space="0" w:color="000000"/>
+              <w:bottom w:val="single" w:sz="4" w:space="0" w:color="000000"/>
+              <w:right w:val="single" w:sz="4" w:space="0" w:color="000000"/>
+            </w:tcBorders>
+          </w:tcPr>
+          <w:p>
+            <w:pPr>
+              <w:keepNext w:val="0"/>
+              <w:spacing w:line="240" w:lineRule="auto" w:after="20"/>
+              <w:jc w:val="center"/>
+            </w:pPr>
+            <m:oMath>
+              <m:r>
+                <m:rPr>
+                  <m:sty m:val="p"/>
+                </m:rPr>
+                <m:t>∠</m:t>
+              </m:r>
+              <m:sSub>
+                <m:e>
+                  <m:r>
+                    <m:t>V</m:t>
+                  </m:r>
+                </m:e>
+                <m:sub>
+                  <m:r>
+                    <m:t>O</m:t>
+                  </m:r>
+                </m:sub>
+              </m:sSub>
+            </m:oMath>
+          </w:p>
+        </w:tc>
+        <w:tc>
+          <w:tcPr>
+            <w:tcW w:type="dxa" w:w="1701"/>
+            <w:tcBorders>
+              <w:top w:val="single" w:sz="4" w:space="0" w:color="000000"/>
+              <w:left w:val="single" w:sz="4" w:space="0" w:color="000000"/>
+              <w:bottom w:val="single" w:sz="4" w:space="0" w:color="000000"/>
+              <w:right w:val="single" w:sz="4" w:space="0" w:color="000000"/>
+            </w:tcBorders>
+          </w:tcPr>
+          <w:p>
+            <w:pPr>
+              <w:keepNext w:val="0"/>
+              <w:spacing w:line="240" w:lineRule="auto" w:after="20"/>
+              <w:jc w:val="center"/>
+            </w:pPr>
+            <w:r>
+              <w:rPr>
+                <w:rFonts w:ascii="Times New Roman" w:hAnsi="Times New Roman" w:cs="Times New Roman" w:eastAsia="Times New Roman"/>
+                <w:b w:val="0"/>
+                <w:i w:val="0"/>
+                <w:sz w:val="17"/>
+              </w:rPr>
+              <w:t>110 °</w:t>
+            </w:r>
+          </w:p>
+        </w:tc>
+        <w:tc>
+          <w:tcPr>
+            <w:tcW w:type="dxa" w:w="1701"/>
+            <w:tcBorders>
+              <w:top w:val="single" w:sz="4" w:space="0" w:color="000000"/>
+              <w:left w:val="single" w:sz="4" w:space="0" w:color="000000"/>
+              <w:bottom w:val="single" w:sz="4" w:space="0" w:color="000000"/>
+              <w:right w:val="single" w:sz="4" w:space="0" w:color="000000"/>
+            </w:tcBorders>
+          </w:tcPr>
+          <w:p>
+            <w:pPr>
+              <w:keepNext w:val="0"/>
+              <w:spacing w:line="240" w:lineRule="auto" w:after="20"/>
+              <w:jc w:val="center"/>
+            </w:pPr>
+            <w:r>
+              <w:rPr>
+                <w:rFonts w:ascii="Times New Roman" w:hAnsi="Times New Roman" w:cs="Times New Roman" w:eastAsia="Times New Roman"/>
+                <w:b w:val="0"/>
+                <w:i w:val="0"/>
+                <w:sz w:val="17"/>
+              </w:rPr>
+              <w:t>110 °</w:t>
+            </w:r>
+          </w:p>
+        </w:tc>
+        <w:tc>
+          <w:tcPr>
+            <w:tcW w:type="dxa" w:w="1474"/>
+            <w:tcBorders>
+              <w:top w:val="single" w:sz="4" w:space="0" w:color="000000"/>
+              <w:left w:val="single" w:sz="4" w:space="0" w:color="000000"/>
+              <w:bottom w:val="single" w:sz="4" w:space="0" w:color="000000"/>
+              <w:right w:val="single" w:sz="4" w:space="0" w:color="000000"/>
+            </w:tcBorders>
+          </w:tcPr>
+          <w:p>
+            <w:pPr>
+              <w:keepNext w:val="0"/>
+              <w:spacing w:line="240" w:lineRule="auto" w:after="20"/>
+              <w:jc w:val="center"/>
+            </w:pPr>
+            <w:r>
+              <w:rPr>
+                <w:rFonts w:ascii="Times New Roman" w:hAnsi="Times New Roman" w:cs="Times New Roman" w:eastAsia="Times New Roman"/>
+                <w:b w:val="0"/>
+                <w:i w:val="0"/>
+                <w:sz w:val="17"/>
+              </w:rPr>
+              <w:t>-0.002 °</w:t>
+            </w:r>
+          </w:p>
+        </w:tc>
+      </w:tr>
+    </w:tbl>
+    <w:p>
+      <w:pPr>
+        <w:spacing w:after="120"/>
+      </w:pPr>
+    </w:p>
+    <w:p>
+      <w:pPr>
+        <w:keepNext/>
+        <w:spacing w:line="240" w:lineRule="auto" w:after="80"/>
+        <w:jc w:val="center"/>
+      </w:pPr>
+      <w:r>
+        <w:rPr>
+          <w:rFonts w:ascii="Times New Roman" w:hAnsi="Times New Roman" w:cs="Times New Roman" w:eastAsia="Times New Roman"/>
+          <w:b w:val="0"/>
+          <w:i w:val="0"/>
+          <w:sz w:val="20"/>
+        </w:rPr>
+        <w:t>Tablo 5.3.2  El hesabı ve SPICE</w:t>
       </w:r>
     </w:p>
     <w:tbl>
@@ -18207,7 +21394,7 @@
         <w:drawing>
           <wp:inline xmlns:a="http://schemas.openxmlformats.org/drawingml/2006/main" xmlns:pic="http://schemas.openxmlformats.org/drawingml/2006/picture">
             <wp:extent cx="5580000" cy="2086435"/>
-            <wp:docPr id="12" name="Picture 12"/>
+            <wp:docPr id="15" name="Picture 15"/>
             <wp:cNvGraphicFramePr>
               <a:graphicFrameLocks noChangeAspect="1"/>
             </wp:cNvGraphicFramePr>
@@ -18219,7 +21406,7 @@
                     <pic:cNvPicPr/>
                   </pic:nvPicPr>
                   <pic:blipFill>
-                    <a:blip r:embed="rId21"/>
+                    <a:blip r:embed="rId24"/>
                     <a:stretch>
                       <a:fillRect/>
                     </a:stretch>

--- a/ele224l_on_calisma/out/TR_Deney5_Ogretici_Rehber.docx
+++ b/ele224l_on_calisma/out/TR_Deney5_Ogretici_Rehber.docx
@@ -4,46 +4,92 @@
   <w:body>
     <w:p>
       <w:pPr>
-        <w:spacing w:line="276" w:lineRule="auto" w:after="40"/>
+        <w:jc w:val="center"/>
+      </w:pPr>
+      <w:r>
+        <w:drawing>
+          <wp:inline xmlns:a="http://schemas.openxmlformats.org/drawingml/2006/main" xmlns:pic="http://schemas.openxmlformats.org/drawingml/2006/picture">
+            <wp:extent cx="5580000" cy="2072571"/>
+            <wp:docPr id="1" name="Picture 1"/>
+            <wp:cNvGraphicFramePr>
+              <a:graphicFrameLocks noChangeAspect="1"/>
+            </wp:cNvGraphicFramePr>
+            <a:graphic>
+              <a:graphicData uri="http://schemas.openxmlformats.org/drawingml/2006/picture">
+                <pic:pic>
+                  <pic:nvPicPr>
+                    <pic:cNvPr id="0" name="cover_banner.png"/>
+                    <pic:cNvPicPr/>
+                  </pic:nvPicPr>
+                  <pic:blipFill>
+                    <a:blip r:embed="rId10"/>
+                    <a:stretch>
+                      <a:fillRect/>
+                    </a:stretch>
+                  </pic:blipFill>
+                  <pic:spPr>
+                    <a:xfrm>
+                      <a:off x="0" y="0"/>
+                      <a:ext cx="5580000" cy="2072571"/>
+                    </a:xfrm>
+                    <a:prstGeom prst="rect"/>
+                  </pic:spPr>
+                </pic:pic>
+              </a:graphicData>
+            </a:graphic>
+          </wp:inline>
+        </w:drawing>
+      </w:r>
+    </w:p>
+    <w:p/>
+    <w:p/>
+    <w:p/>
+    <w:p>
+      <w:pPr>
+        <w:spacing w:line="276" w:lineRule="auto" w:after="160"/>
         <w:jc w:val="center"/>
       </w:pPr>
       <w:r>
         <w:rPr>
           <w:rFonts w:ascii="Times New Roman" w:hAnsi="Times New Roman" w:cs="Times New Roman" w:eastAsia="Times New Roman"/>
           <w:b/>
-          <w:sz w:val="30"/>
+          <w:sz w:val="34"/>
         </w:rPr>
         <w:t>Deney 5 – Ön Çalışma Öğretici Rehberi</w:t>
       </w:r>
     </w:p>
     <w:p>
       <w:pPr>
-        <w:spacing w:line="276" w:lineRule="auto" w:after="40"/>
+        <w:spacing w:line="276" w:lineRule="auto" w:after="160"/>
         <w:jc w:val="center"/>
       </w:pPr>
       <w:r>
         <w:rPr>
           <w:rFonts w:ascii="Times New Roman" w:hAnsi="Times New Roman" w:cs="Times New Roman" w:eastAsia="Times New Roman"/>
           <w:b w:val="0"/>
-          <w:sz w:val="24"/>
+          <w:sz w:val="28"/>
         </w:rPr>
         <w:t>BJT Yükselteçleri: Ortak Emetör ve Ortak Kollektör</w:t>
       </w:r>
     </w:p>
     <w:p>
       <w:pPr>
-        <w:spacing w:line="276" w:lineRule="auto" w:after="40"/>
+        <w:spacing w:line="276" w:lineRule="auto" w:after="160"/>
         <w:jc w:val="center"/>
       </w:pPr>
       <w:r>
         <w:rPr>
           <w:rFonts w:ascii="Times New Roman" w:hAnsi="Times New Roman" w:cs="Times New Roman" w:eastAsia="Times New Roman"/>
           <w:b w:val="0"/>
-          <w:sz w:val="22"/>
+          <w:sz w:val="26"/>
         </w:rPr>
         <w:t>Bu belge SADECE ÖĞRENMEK içindir; teslim edilecek metin İngilizce rapordur.</w:t>
       </w:r>
     </w:p>
+    <w:p/>
+    <w:p/>
+    <w:p/>
+    <w:p/>
     <w:tbl>
       <w:tblPr>
         <w:tblW w:type="auto" w:w="0"/>
@@ -67,13 +113,13 @@
           </w:tcPr>
           <w:p>
             <w:pPr>
-              <w:spacing w:line="276" w:lineRule="auto"/>
+              <w:spacing w:line="360" w:lineRule="auto"/>
             </w:pPr>
             <w:r>
               <w:rPr>
                 <w:rFonts w:ascii="Times New Roman" w:hAnsi="Times New Roman" w:cs="Times New Roman" w:eastAsia="Times New Roman"/>
                 <w:b/>
-                <w:sz w:val="24"/>
+                <w:sz w:val="26"/>
               </w:rPr>
               <w:t>Ad Soyad</w:t>
             </w:r>
@@ -91,14 +137,15 @@
           </w:tcPr>
           <w:p>
             <w:pPr>
-              <w:spacing w:line="276" w:lineRule="auto"/>
+              <w:spacing w:line="360" w:lineRule="auto"/>
             </w:pPr>
             <w:r>
               <w:rPr>
                 <w:rFonts w:ascii="Times New Roman" w:hAnsi="Times New Roman" w:cs="Times New Roman" w:eastAsia="Times New Roman"/>
                 <w:b w:val="0"/>
-                <w:sz w:val="24"/>
+                <w:sz w:val="26"/>
               </w:rPr>
+              <w:t>Beşir Kerem Üstüntürk</w:t>
             </w:r>
           </w:p>
         </w:tc>
@@ -116,13 +163,13 @@
           </w:tcPr>
           <w:p>
             <w:pPr>
-              <w:spacing w:line="276" w:lineRule="auto"/>
+              <w:spacing w:line="360" w:lineRule="auto"/>
             </w:pPr>
             <w:r>
               <w:rPr>
                 <w:rFonts w:ascii="Times New Roman" w:hAnsi="Times New Roman" w:cs="Times New Roman" w:eastAsia="Times New Roman"/>
                 <w:b/>
-                <w:sz w:val="24"/>
+                <w:sz w:val="26"/>
               </w:rPr>
               <w:t>Numara</w:t>
             </w:r>
@@ -140,14 +187,15 @@
           </w:tcPr>
           <w:p>
             <w:pPr>
-              <w:spacing w:line="276" w:lineRule="auto"/>
+              <w:spacing w:line="360" w:lineRule="auto"/>
             </w:pPr>
             <w:r>
               <w:rPr>
                 <w:rFonts w:ascii="Times New Roman" w:hAnsi="Times New Roman" w:cs="Times New Roman" w:eastAsia="Times New Roman"/>
                 <w:b w:val="0"/>
-                <w:sz w:val="24"/>
+                <w:sz w:val="26"/>
               </w:rPr>
+              <w:t>251201037</w:t>
             </w:r>
           </w:p>
         </w:tc>
@@ -165,13 +213,13 @@
           </w:tcPr>
           <w:p>
             <w:pPr>
-              <w:spacing w:line="276" w:lineRule="auto"/>
+              <w:spacing w:line="360" w:lineRule="auto"/>
             </w:pPr>
             <w:r>
               <w:rPr>
                 <w:rFonts w:ascii="Times New Roman" w:hAnsi="Times New Roman" w:cs="Times New Roman" w:eastAsia="Times New Roman"/>
                 <w:b/>
-                <w:sz w:val="24"/>
+                <w:sz w:val="26"/>
               </w:rPr>
               <w:t>Tarih</w:t>
             </w:r>
@@ -189,20 +237,25 @@
           </w:tcPr>
           <w:p>
             <w:pPr>
-              <w:spacing w:line="276" w:lineRule="auto"/>
+              <w:spacing w:line="360" w:lineRule="auto"/>
             </w:pPr>
             <w:r>
               <w:rPr>
                 <w:rFonts w:ascii="Times New Roman" w:hAnsi="Times New Roman" w:cs="Times New Roman" w:eastAsia="Times New Roman"/>
                 <w:b w:val="0"/>
-                <w:sz w:val="24"/>
+                <w:sz w:val="26"/>
               </w:rPr>
+              <w:t>11 Ekim 2026</w:t>
             </w:r>
           </w:p>
         </w:tc>
       </w:tr>
     </w:tbl>
-    <w:p/>
+    <w:p>
+      <w:r>
+        <w:br w:type="page"/>
+      </w:r>
+    </w:p>
     <w:p>
       <w:pPr>
         <w:keepNext/>
@@ -1191,7 +1244,7 @@
         <w:drawing>
           <wp:inline xmlns:a="http://schemas.openxmlformats.org/drawingml/2006/main" xmlns:pic="http://schemas.openxmlformats.org/drawingml/2006/picture">
             <wp:extent cx="5580000" cy="3008348"/>
-            <wp:docPr id="1" name="Picture 1"/>
+            <wp:docPr id="2" name="Picture 2"/>
             <wp:cNvGraphicFramePr>
               <a:graphicFrameLocks noChangeAspect="1"/>
             </wp:cNvGraphicFramePr>
@@ -1203,7 +1256,7 @@
                     <pic:cNvPicPr/>
                   </pic:nvPicPr>
                   <pic:blipFill>
-                    <a:blip r:embed="rId10"/>
+                    <a:blip r:embed="rId11"/>
                     <a:stretch>
                       <a:fillRect/>
                     </a:stretch>
@@ -2110,7 +2163,7 @@
         <w:drawing>
           <wp:inline xmlns:a="http://schemas.openxmlformats.org/drawingml/2006/main" xmlns:pic="http://schemas.openxmlformats.org/drawingml/2006/picture">
             <wp:extent cx="4320000" cy="3031696"/>
-            <wp:docPr id="2" name="Picture 2"/>
+            <wp:docPr id="3" name="Picture 3"/>
             <wp:cNvGraphicFramePr>
               <a:graphicFrameLocks noChangeAspect="1"/>
             </wp:cNvGraphicFramePr>
@@ -2122,7 +2175,7 @@
                     <pic:cNvPicPr/>
                   </pic:nvPicPr>
                   <pic:blipFill>
-                    <a:blip r:embed="rId11"/>
+                    <a:blip r:embed="rId12"/>
                     <a:stretch>
                       <a:fillRect/>
                     </a:stretch>
@@ -2166,7 +2219,7 @@
         <w:drawing>
           <wp:inline xmlns:a="http://schemas.openxmlformats.org/drawingml/2006/main" xmlns:pic="http://schemas.openxmlformats.org/drawingml/2006/picture">
             <wp:extent cx="5580000" cy="3008348"/>
-            <wp:docPr id="3" name="Picture 3"/>
+            <wp:docPr id="4" name="Picture 4"/>
             <wp:cNvGraphicFramePr>
               <a:graphicFrameLocks noChangeAspect="1"/>
             </wp:cNvGraphicFramePr>
@@ -2178,7 +2231,7 @@
                     <pic:cNvPicPr/>
                   </pic:nvPicPr>
                   <pic:blipFill>
-                    <a:blip r:embed="rId12"/>
+                    <a:blip r:embed="rId13"/>
                     <a:stretch>
                       <a:fillRect/>
                     </a:stretch>
@@ -3209,7 +3262,7 @@
         <w:drawing>
           <wp:inline xmlns:a="http://schemas.openxmlformats.org/drawingml/2006/main" xmlns:pic="http://schemas.openxmlformats.org/drawingml/2006/picture">
             <wp:extent cx="4320000" cy="2904539"/>
-            <wp:docPr id="4" name="Picture 4"/>
+            <wp:docPr id="5" name="Picture 5"/>
             <wp:cNvGraphicFramePr>
               <a:graphicFrameLocks noChangeAspect="1"/>
             </wp:cNvGraphicFramePr>
@@ -3221,7 +3274,7 @@
                     <pic:cNvPicPr/>
                   </pic:nvPicPr>
                   <pic:blipFill>
-                    <a:blip r:embed="rId13"/>
+                    <a:blip r:embed="rId14"/>
                     <a:stretch>
                       <a:fillRect/>
                     </a:stretch>
@@ -3265,7 +3318,7 @@
         <w:drawing>
           <wp:inline xmlns:a="http://schemas.openxmlformats.org/drawingml/2006/main" xmlns:pic="http://schemas.openxmlformats.org/drawingml/2006/picture">
             <wp:extent cx="5580000" cy="3008348"/>
-            <wp:docPr id="5" name="Picture 5"/>
+            <wp:docPr id="6" name="Picture 6"/>
             <wp:cNvGraphicFramePr>
               <a:graphicFrameLocks noChangeAspect="1"/>
             </wp:cNvGraphicFramePr>
@@ -3277,7 +3330,7 @@
                     <pic:cNvPicPr/>
                   </pic:nvPicPr>
                   <pic:blipFill>
-                    <a:blip r:embed="rId14"/>
+                    <a:blip r:embed="rId15"/>
                     <a:stretch>
                       <a:fillRect/>
                     </a:stretch>
@@ -8210,7 +8263,7 @@
         <w:drawing>
           <wp:inline xmlns:a="http://schemas.openxmlformats.org/drawingml/2006/main" xmlns:pic="http://schemas.openxmlformats.org/drawingml/2006/picture">
             <wp:extent cx="4680000" cy="2507143"/>
-            <wp:docPr id="6" name="Picture 6"/>
+            <wp:docPr id="7" name="Picture 7"/>
             <wp:cNvGraphicFramePr>
               <a:graphicFrameLocks noChangeAspect="1"/>
             </wp:cNvGraphicFramePr>
@@ -8222,7 +8275,7 @@
                     <pic:cNvPicPr/>
                   </pic:nvPicPr>
                   <pic:blipFill>
-                    <a:blip r:embed="rId15"/>
+                    <a:blip r:embed="rId16"/>
                     <a:stretch>
                       <a:fillRect/>
                     </a:stretch>
@@ -8308,7 +8361,7 @@
         <w:drawing>
           <wp:inline xmlns:a="http://schemas.openxmlformats.org/drawingml/2006/main" xmlns:pic="http://schemas.openxmlformats.org/drawingml/2006/picture">
             <wp:extent cx="5580000" cy="3487500"/>
-            <wp:docPr id="7" name="Picture 7"/>
+            <wp:docPr id="8" name="Picture 8"/>
             <wp:cNvGraphicFramePr>
               <a:graphicFrameLocks noChangeAspect="1"/>
             </wp:cNvGraphicFramePr>
@@ -8320,7 +8373,7 @@
                     <pic:cNvPicPr/>
                   </pic:nvPicPr>
                   <pic:blipFill>
-                    <a:blip r:embed="rId16"/>
+                    <a:blip r:embed="rId17"/>
                     <a:stretch>
                       <a:fillRect/>
                     </a:stretch>
@@ -9378,7 +9431,7 @@
         <w:drawing>
           <wp:inline xmlns:a="http://schemas.openxmlformats.org/drawingml/2006/main" xmlns:pic="http://schemas.openxmlformats.org/drawingml/2006/picture">
             <wp:extent cx="5580000" cy="3487500"/>
-            <wp:docPr id="8" name="Picture 8"/>
+            <wp:docPr id="9" name="Picture 9"/>
             <wp:cNvGraphicFramePr>
               <a:graphicFrameLocks noChangeAspect="1"/>
             </wp:cNvGraphicFramePr>
@@ -9390,7 +9443,7 @@
                     <pic:cNvPicPr/>
                   </pic:nvPicPr>
                   <pic:blipFill>
-                    <a:blip r:embed="rId17"/>
+                    <a:blip r:embed="rId18"/>
                     <a:stretch>
                       <a:fillRect/>
                     </a:stretch>
@@ -10933,7 +10986,7 @@
         <w:drawing>
           <wp:inline xmlns:a="http://schemas.openxmlformats.org/drawingml/2006/main" xmlns:pic="http://schemas.openxmlformats.org/drawingml/2006/picture">
             <wp:extent cx="3960000" cy="2310000"/>
-            <wp:docPr id="9" name="Picture 9"/>
+            <wp:docPr id="10" name="Picture 10"/>
             <wp:cNvGraphicFramePr>
               <a:graphicFrameLocks noChangeAspect="1"/>
             </wp:cNvGraphicFramePr>
@@ -10945,7 +10998,7 @@
                     <pic:cNvPicPr/>
                   </pic:nvPicPr>
                   <pic:blipFill>
-                    <a:blip r:embed="rId18"/>
+                    <a:blip r:embed="rId19"/>
                     <a:stretch>
                       <a:fillRect/>
                     </a:stretch>
@@ -10989,7 +11042,7 @@
         <w:drawing>
           <wp:inline xmlns:a="http://schemas.openxmlformats.org/drawingml/2006/main" xmlns:pic="http://schemas.openxmlformats.org/drawingml/2006/picture">
             <wp:extent cx="4860000" cy="4628571"/>
-            <wp:docPr id="10" name="Picture 10"/>
+            <wp:docPr id="11" name="Picture 11"/>
             <wp:cNvGraphicFramePr>
               <a:graphicFrameLocks noChangeAspect="1"/>
             </wp:cNvGraphicFramePr>
@@ -11001,7 +11054,7 @@
                     <pic:cNvPicPr/>
                   </pic:nvPicPr>
                   <pic:blipFill>
-                    <a:blip r:embed="rId19"/>
+                    <a:blip r:embed="rId20"/>
                     <a:stretch>
                       <a:fillRect/>
                     </a:stretch>
@@ -11045,7 +11098,7 @@
         <w:drawing>
           <wp:inline xmlns:a="http://schemas.openxmlformats.org/drawingml/2006/main" xmlns:pic="http://schemas.openxmlformats.org/drawingml/2006/picture">
             <wp:extent cx="4860000" cy="4628571"/>
-            <wp:docPr id="11" name="Picture 11"/>
+            <wp:docPr id="12" name="Picture 12"/>
             <wp:cNvGraphicFramePr>
               <a:graphicFrameLocks noChangeAspect="1"/>
             </wp:cNvGraphicFramePr>
@@ -11057,7 +11110,7 @@
                     <pic:cNvPicPr/>
                   </pic:nvPicPr>
                   <pic:blipFill>
-                    <a:blip r:embed="rId20"/>
+                    <a:blip r:embed="rId21"/>
                     <a:stretch>
                       <a:fillRect/>
                     </a:stretch>
@@ -15142,7 +15195,7 @@
         <w:drawing>
           <wp:inline xmlns:a="http://schemas.openxmlformats.org/drawingml/2006/main" xmlns:pic="http://schemas.openxmlformats.org/drawingml/2006/picture">
             <wp:extent cx="4860000" cy="2314286"/>
-            <wp:docPr id="12" name="Picture 12"/>
+            <wp:docPr id="13" name="Picture 13"/>
             <wp:cNvGraphicFramePr>
               <a:graphicFrameLocks noChangeAspect="1"/>
             </wp:cNvGraphicFramePr>
@@ -15154,7 +15207,7 @@
                     <pic:cNvPicPr/>
                   </pic:nvPicPr>
                   <pic:blipFill>
-                    <a:blip r:embed="rId21"/>
+                    <a:blip r:embed="rId22"/>
                     <a:stretch>
                       <a:fillRect/>
                     </a:stretch>
@@ -15198,7 +15251,7 @@
         <w:drawing>
           <wp:inline xmlns:a="http://schemas.openxmlformats.org/drawingml/2006/main" xmlns:pic="http://schemas.openxmlformats.org/drawingml/2006/picture">
             <wp:extent cx="4500000" cy="2362500"/>
-            <wp:docPr id="13" name="Picture 13"/>
+            <wp:docPr id="14" name="Picture 14"/>
             <wp:cNvGraphicFramePr>
               <a:graphicFrameLocks noChangeAspect="1"/>
             </wp:cNvGraphicFramePr>
@@ -15210,7 +15263,7 @@
                     <pic:cNvPicPr/>
                   </pic:nvPicPr>
                   <pic:blipFill>
-                    <a:blip r:embed="rId22"/>
+                    <a:blip r:embed="rId23"/>
                     <a:stretch>
                       <a:fillRect/>
                     </a:stretch>
@@ -15296,7 +15349,7 @@
         <w:drawing>
           <wp:inline xmlns:a="http://schemas.openxmlformats.org/drawingml/2006/main" xmlns:pic="http://schemas.openxmlformats.org/drawingml/2006/picture">
             <wp:extent cx="5580000" cy="3487500"/>
-            <wp:docPr id="14" name="Picture 14"/>
+            <wp:docPr id="15" name="Picture 15"/>
             <wp:cNvGraphicFramePr>
               <a:graphicFrameLocks noChangeAspect="1"/>
             </wp:cNvGraphicFramePr>
@@ -15308,7 +15361,7 @@
                     <pic:cNvPicPr/>
                   </pic:nvPicPr>
                   <pic:blipFill>
-                    <a:blip r:embed="rId23"/>
+                    <a:blip r:embed="rId24"/>
                     <a:stretch>
                       <a:fillRect/>
                     </a:stretch>
@@ -21394,7 +21447,7 @@
         <w:drawing>
           <wp:inline xmlns:a="http://schemas.openxmlformats.org/drawingml/2006/main" xmlns:pic="http://schemas.openxmlformats.org/drawingml/2006/picture">
             <wp:extent cx="5580000" cy="2086435"/>
-            <wp:docPr id="15" name="Picture 15"/>
+            <wp:docPr id="16" name="Picture 16"/>
             <wp:cNvGraphicFramePr>
               <a:graphicFrameLocks noChangeAspect="1"/>
             </wp:cNvGraphicFramePr>
@@ -21406,7 +21459,7 @@
                     <pic:cNvPicPr/>
                   </pic:nvPicPr>
                   <pic:blipFill>
-                    <a:blip r:embed="rId24"/>
+                    <a:blip r:embed="rId25"/>
                     <a:stretch>
                       <a:fillRect/>
                     </a:stretch>
@@ -22867,6 +22920,952 @@
           <w:i w:val="0"/>
         </w:rPr>
         <w:t xml:space="preserve"> THD: harmoniklerin temel bileşene oranı. Bu belgede ≤%1 kabul edildi.</w:t>
+      </w:r>
+    </w:p>
+    <w:p>
+      <w:pPr>
+        <w:keepNext/>
+        <w:spacing w:before="240" w:after="120"/>
+      </w:pPr>
+      <w:r>
+        <w:rPr>
+          <w:rFonts w:ascii="Times New Roman" w:hAnsi="Times New Roman" w:cs="Times New Roman" w:eastAsia="Times New Roman"/>
+          <w:b/>
+          <w:i w:val="0"/>
+          <w:sz w:val="24"/>
+        </w:rPr>
+        <w:t>8  AKLA GELEBİLECEK EK SORULAR ("YA ŞÖYLE OLSAYDI?")</w:t>
+      </w:r>
+    </w:p>
+    <w:p>
+      <w:r>
+        <w:rPr>
+          <w:rFonts w:ascii="Times New Roman" w:hAnsi="Times New Roman" w:cs="Times New Roman" w:eastAsia="Times New Roman"/>
+          <w:b w:val="0"/>
+          <w:i w:val="0"/>
+        </w:rPr>
+        <w:t>Bu bölüm, deney sırasında ya da sözlü/quiz anında akla gelebilecek ihtimalleri sayısıyla cevaplar. Hepsi bu klasördeki modellerle hesaplanmış ya da veri sayfasından alınmıştır; kendi başıma kabul ettiğim bir sayı varsa belirtilmiştir.</w:t>
+      </w:r>
+    </w:p>
+    <w:p>
+      <w:r>
+        <w:rPr>
+          <w:rFonts w:ascii="Times New Roman" w:hAnsi="Times New Roman" w:cs="Times New Roman" w:eastAsia="Times New Roman"/>
+          <w:b/>
+          <w:i w:val="0"/>
+        </w:rPr>
+        <w:t>S:</w:t>
+      </w:r>
+      <w:r>
+        <w:rPr>
+          <w:rFonts w:ascii="Times New Roman" w:hAnsi="Times New Roman" w:cs="Times New Roman" w:eastAsia="Times New Roman"/>
+          <w:b w:val="0"/>
+          <w:i w:val="0"/>
+        </w:rPr>
+        <w:t xml:space="preserve"> </w:t>
+      </w:r>
+      <m:oMath>
+        <m:sSub>
+          <m:e>
+            <m:r>
+              <m:t>C</m:t>
+            </m:r>
+          </m:e>
+          <m:sub>
+            <m:r>
+              <m:t>E</m:t>
+            </m:r>
+          </m:sub>
+        </m:sSub>
+      </m:oMath>
+      <w:r>
+        <w:rPr>
+          <w:rFonts w:ascii="Times New Roman" w:hAnsi="Times New Roman" w:cs="Times New Roman" w:eastAsia="Times New Roman"/>
+          <w:b w:val="0"/>
+          <w:i w:val="0"/>
+        </w:rPr>
+        <w:t xml:space="preserve"> bypass'ı hangi frekanstan sonra etkili olur?</w:t>
+      </w:r>
+    </w:p>
+    <w:p>
+      <w:r>
+        <w:rPr>
+          <w:rFonts w:ascii="Times New Roman" w:hAnsi="Times New Roman" w:cs="Times New Roman" w:eastAsia="Times New Roman"/>
+          <w:b/>
+          <w:i w:val="0"/>
+        </w:rPr>
+        <w:t>C:</w:t>
+      </w:r>
+      <w:r>
+        <w:rPr>
+          <w:rFonts w:ascii="Times New Roman" w:hAnsi="Times New Roman" w:cs="Times New Roman" w:eastAsia="Times New Roman"/>
+          <w:b w:val="0"/>
+          <w:i w:val="0"/>
+        </w:rPr>
+        <w:t xml:space="preserve"> </w:t>
+      </w:r>
+      <m:oMath>
+        <m:r>
+          <m:t>1</m:t>
+        </m:r>
+        <m:r>
+          <m:rPr>
+            <m:sty m:val="p"/>
+          </m:rPr>
+          <m:t>/</m:t>
+        </m:r>
+        <m:d>
+          <m:dPr>
+            <m:begChr m:val="("/>
+            <m:endChr m:val=")"/>
+            <m:sepChr m:val=""/>
+            <m:grow/>
+          </m:dPr>
+          <m:e>
+            <m:r>
+              <m:t>ω</m:t>
+            </m:r>
+            <m:sSub>
+              <m:e>
+                <m:r>
+                  <m:t>C</m:t>
+                </m:r>
+              </m:e>
+              <m:sub>
+                <m:r>
+                  <m:t>E</m:t>
+                </m:r>
+              </m:sub>
+            </m:sSub>
+          </m:e>
+        </m:d>
+        <m:r>
+          <m:rPr>
+            <m:sty m:val="p"/>
+          </m:rPr>
+          <m:t>≈</m:t>
+        </m:r>
+        <m:sSub>
+          <m:e>
+            <m:r>
+              <m:t>r</m:t>
+            </m:r>
+          </m:e>
+          <m:sub>
+            <m:r>
+              <m:t>e</m:t>
+            </m:r>
+          </m:sub>
+        </m:sSub>
+        <m:r>
+          <m:rPr>
+            <m:sty m:val="p"/>
+          </m:rPr>
+          <m:t>=</m:t>
+        </m:r>
+        <m:r>
+          <m:t>1</m:t>
+        </m:r>
+        <m:r>
+          <m:rPr>
+            <m:sty m:val="p"/>
+          </m:rPr>
+          <m:t>/</m:t>
+        </m:r>
+        <m:sSub>
+          <m:e>
+            <m:r>
+              <m:t>g</m:t>
+            </m:r>
+          </m:e>
+          <m:sub>
+            <m:r>
+              <m:t>m</m:t>
+            </m:r>
+          </m:sub>
+        </m:sSub>
+        <m:r>
+          <m:rPr>
+            <m:sty m:val="p"/>
+          </m:rPr>
+          <m:t>=</m:t>
+        </m:r>
+        <m:r>
+          <m:t>22.2</m:t>
+        </m:r>
+        <m:r>
+          <m:t> </m:t>
+        </m:r>
+        <m:r>
+          <m:t>Ω</m:t>
+        </m:r>
+      </m:oMath>
+      <w:r>
+        <w:rPr>
+          <w:rFonts w:ascii="Times New Roman" w:hAnsi="Times New Roman" w:cs="Times New Roman" w:eastAsia="Times New Roman"/>
+          <w:b w:val="0"/>
+          <w:i w:val="0"/>
+        </w:rPr>
+        <w:t xml:space="preserve"> olduğu frekansta: </w:t>
+      </w:r>
+      <m:oMath>
+        <m:r>
+          <m:t>f</m:t>
+        </m:r>
+        <m:r>
+          <m:rPr>
+            <m:sty m:val="p"/>
+          </m:rPr>
+          <m:t>≈</m:t>
+        </m:r>
+        <m:sSub>
+          <m:e>
+            <m:r>
+              <m:t>g</m:t>
+            </m:r>
+          </m:e>
+          <m:sub>
+            <m:r>
+              <m:t>m</m:t>
+            </m:r>
+          </m:sub>
+        </m:sSub>
+        <m:r>
+          <m:rPr>
+            <m:sty m:val="p"/>
+          </m:rPr>
+          <m:t>/</m:t>
+        </m:r>
+        <m:d>
+          <m:dPr>
+            <m:begChr m:val="("/>
+            <m:endChr m:val=")"/>
+            <m:sepChr m:val=""/>
+            <m:grow/>
+          </m:dPr>
+          <m:e>
+            <m:r>
+              <m:t>2</m:t>
+            </m:r>
+            <m:r>
+              <m:t>π</m:t>
+            </m:r>
+            <m:sSub>
+              <m:e>
+                <m:r>
+                  <m:t>C</m:t>
+                </m:r>
+              </m:e>
+              <m:sub>
+                <m:r>
+                  <m:t>E</m:t>
+                </m:r>
+              </m:sub>
+            </m:sSub>
+          </m:e>
+        </m:d>
+        <m:r>
+          <m:rPr>
+            <m:sty m:val="p"/>
+          </m:rPr>
+          <m:t>=</m:t>
+        </m:r>
+        <m:r>
+          <m:t>326</m:t>
+        </m:r>
+      </m:oMath>
+      <w:r>
+        <w:rPr>
+          <w:rFonts w:ascii="Times New Roman" w:hAnsi="Times New Roman" w:cs="Times New Roman" w:eastAsia="Times New Roman"/>
+          <w:b w:val="0"/>
+          <w:i w:val="0"/>
+        </w:rPr>
+        <w:t xml:space="preserve"> kHz. 100 kHz bunun altında; bu yüzden 100 kHz'te kazanç orta bant değerinin (−252) hayli altında kalır (SPICE ve fazör: 52,7).</w:t>
+      </w:r>
+    </w:p>
+    <w:p>
+      <w:r>
+        <w:rPr>
+          <w:rFonts w:ascii="Times New Roman" w:hAnsi="Times New Roman" w:cs="Times New Roman" w:eastAsia="Times New Roman"/>
+          <w:b/>
+          <w:i w:val="0"/>
+        </w:rPr>
+        <w:t>S:</w:t>
+      </w:r>
+      <w:r>
+        <w:rPr>
+          <w:rFonts w:ascii="Times New Roman" w:hAnsi="Times New Roman" w:cs="Times New Roman" w:eastAsia="Times New Roman"/>
+          <w:b w:val="0"/>
+          <w:i w:val="0"/>
+        </w:rPr>
+        <w:t xml:space="preserve"> </w:t>
+      </w:r>
+      <m:oMath>
+        <m:sSub>
+          <m:e>
+            <m:r>
+              <m:t>R</m:t>
+            </m:r>
+          </m:e>
+          <m:sub>
+            <m:r>
+              <m:t>L</m:t>
+            </m:r>
+          </m:sub>
+        </m:sSub>
+      </m:oMath>
+      <w:r>
+        <w:rPr>
+          <w:rFonts w:ascii="Times New Roman" w:hAnsi="Times New Roman" w:cs="Times New Roman" w:eastAsia="Times New Roman"/>
+          <w:b w:val="0"/>
+          <w:i w:val="0"/>
+        </w:rPr>
+        <w:t xml:space="preserve"> kaldırılırsa CE kazancı?</w:t>
+      </w:r>
+    </w:p>
+    <w:p>
+      <w:r>
+        <w:rPr>
+          <w:rFonts w:ascii="Times New Roman" w:hAnsi="Times New Roman" w:cs="Times New Roman" w:eastAsia="Times New Roman"/>
+          <w:b/>
+          <w:i w:val="0"/>
+        </w:rPr>
+        <w:t>C:</w:t>
+      </w:r>
+      <w:r>
+        <w:rPr>
+          <w:rFonts w:ascii="Times New Roman" w:hAnsi="Times New Roman" w:cs="Times New Roman" w:eastAsia="Times New Roman"/>
+          <w:b w:val="0"/>
+          <w:i w:val="0"/>
+        </w:rPr>
+        <w:t xml:space="preserve"> İdeal </w:t>
+      </w:r>
+      <m:oMath>
+        <m:sSub>
+          <m:e>
+            <m:r>
+              <m:t>C</m:t>
+            </m:r>
+          </m:e>
+          <m:sub>
+            <m:r>
+              <m:t>E</m:t>
+            </m:r>
+          </m:sub>
+        </m:sSub>
+      </m:oMath>
+      <w:r>
+        <w:rPr>
+          <w:rFonts w:ascii="Times New Roman" w:hAnsi="Times New Roman" w:cs="Times New Roman" w:eastAsia="Times New Roman"/>
+          <w:b w:val="0"/>
+          <w:i w:val="0"/>
+        </w:rPr>
+        <w:t xml:space="preserve"> ile </w:t>
+      </w:r>
+      <m:oMath>
+        <m:sSub>
+          <m:e>
+            <m:r>
+              <m:t>A</m:t>
+            </m:r>
+          </m:e>
+          <m:sub>
+            <m:r>
+              <m:t>V</m:t>
+            </m:r>
+          </m:sub>
+        </m:sSub>
+        <m:r>
+          <m:rPr>
+            <m:sty m:val="p"/>
+          </m:rPr>
+          <m:t>=</m:t>
+        </m:r>
+        <m:r>
+          <m:rPr>
+            <m:sty m:val="p"/>
+          </m:rPr>
+          <m:t>−</m:t>
+        </m:r>
+        <m:sSub>
+          <m:e>
+            <m:r>
+              <m:t>g</m:t>
+            </m:r>
+          </m:e>
+          <m:sub>
+            <m:r>
+              <m:t>m</m:t>
+            </m:r>
+          </m:sub>
+        </m:sSub>
+        <m:sSub>
+          <m:e>
+            <m:r>
+              <m:t>R</m:t>
+            </m:r>
+          </m:e>
+          <m:sub>
+            <m:r>
+              <m:t>C</m:t>
+            </m:r>
+          </m:sub>
+        </m:sSub>
+        <m:r>
+          <m:rPr>
+            <m:sty m:val="p"/>
+          </m:rPr>
+          <m:t>=</m:t>
+        </m:r>
+        <m:r>
+          <m:rPr>
+            <m:sty m:val="p"/>
+          </m:rPr>
+          <m:t>−</m:t>
+        </m:r>
+        <m:r>
+          <m:t>45.0</m:t>
+        </m:r>
+        <m:r>
+          <m:rPr>
+            <m:nor/>
+            <m:sty m:val="p"/>
+          </m:rPr>
+          <m:t> mS</m:t>
+        </m:r>
+        <m:r>
+          <m:rPr>
+            <m:sty m:val="p"/>
+          </m:rPr>
+          <m:t>×</m:t>
+        </m:r>
+        <m:r>
+          <m:t>5</m:t>
+        </m:r>
+        <m:r>
+          <m:rPr>
+            <m:sty m:val="p"/>
+          </m:rPr>
+          <m:t>,</m:t>
+        </m:r>
+        <m:r>
+          <m:t>6</m:t>
+        </m:r>
+        <m:r>
+          <m:rPr>
+            <m:nor/>
+            <m:sty m:val="p"/>
+          </m:rPr>
+          <m:t> k</m:t>
+        </m:r>
+        <m:r>
+          <m:t>Ω</m:t>
+        </m:r>
+        <m:r>
+          <m:rPr>
+            <m:sty m:val="p"/>
+          </m:rPr>
+          <m:t>=</m:t>
+        </m:r>
+        <m:r>
+          <m:rPr>
+            <m:sty m:val="p"/>
+          </m:rPr>
+          <m:t>−</m:t>
+        </m:r>
+        <m:r>
+          <m:t>252</m:t>
+        </m:r>
+      </m:oMath>
+      <w:r>
+        <w:rPr>
+          <w:rFonts w:ascii="Times New Roman" w:hAnsi="Times New Roman" w:cs="Times New Roman" w:eastAsia="Times New Roman"/>
+          <w:b w:val="0"/>
+          <w:i w:val="0"/>
+        </w:rPr>
+        <w:t xml:space="preserve">; gerçek </w:t>
+      </w:r>
+      <m:oMath>
+        <m:sSub>
+          <m:e>
+            <m:r>
+              <m:t>C</m:t>
+            </m:r>
+          </m:e>
+          <m:sub>
+            <m:r>
+              <m:t>E</m:t>
+            </m:r>
+          </m:sub>
+        </m:sSub>
+      </m:oMath>
+      <w:r>
+        <w:rPr>
+          <w:rFonts w:ascii="Times New Roman" w:hAnsi="Times New Roman" w:cs="Times New Roman" w:eastAsia="Times New Roman"/>
+          <w:b w:val="0"/>
+          <w:i w:val="0"/>
+        </w:rPr>
+        <w:t xml:space="preserve"> ile 100 kHz'te yine daha küçüktür.</w:t>
+      </w:r>
+    </w:p>
+    <w:p>
+      <w:r>
+        <w:rPr>
+          <w:rFonts w:ascii="Times New Roman" w:hAnsi="Times New Roman" w:cs="Times New Roman" w:eastAsia="Times New Roman"/>
+          <w:b/>
+          <w:i w:val="0"/>
+        </w:rPr>
+        <w:t>S:</w:t>
+      </w:r>
+      <w:r>
+        <w:rPr>
+          <w:rFonts w:ascii="Times New Roman" w:hAnsi="Times New Roman" w:cs="Times New Roman" w:eastAsia="Times New Roman"/>
+          <w:b w:val="0"/>
+          <w:i w:val="0"/>
+        </w:rPr>
+        <w:t xml:space="preserve"> Emitör takipçi neden kazancı 1'in üstüne çıkamaz?</w:t>
+      </w:r>
+    </w:p>
+    <w:p>
+      <w:r>
+        <w:rPr>
+          <w:rFonts w:ascii="Times New Roman" w:hAnsi="Times New Roman" w:cs="Times New Roman" w:eastAsia="Times New Roman"/>
+          <w:b/>
+          <w:i w:val="0"/>
+        </w:rPr>
+        <w:t>C:</w:t>
+      </w:r>
+      <w:r>
+        <w:rPr>
+          <w:rFonts w:ascii="Times New Roman" w:hAnsi="Times New Roman" w:cs="Times New Roman" w:eastAsia="Times New Roman"/>
+          <w:b w:val="0"/>
+          <w:i w:val="0"/>
+        </w:rPr>
+        <w:t xml:space="preserve"> </w:t>
+      </w:r>
+      <m:oMath>
+        <m:sSub>
+          <m:e>
+            <m:r>
+              <m:t>A</m:t>
+            </m:r>
+          </m:e>
+          <m:sub>
+            <m:r>
+              <m:t>V</m:t>
+            </m:r>
+          </m:sub>
+        </m:sSub>
+        <m:r>
+          <m:rPr>
+            <m:sty m:val="p"/>
+          </m:rPr>
+          <m:t>=</m:t>
+        </m:r>
+        <m:d>
+          <m:dPr>
+            <m:begChr m:val="("/>
+            <m:endChr m:val=")"/>
+            <m:sepChr m:val=""/>
+            <m:grow/>
+          </m:dPr>
+          <m:e>
+            <m:r>
+              <m:t>β</m:t>
+            </m:r>
+            <m:r>
+              <m:rPr>
+                <m:sty m:val="p"/>
+              </m:rPr>
+              <m:t>+</m:t>
+            </m:r>
+            <m:r>
+              <m:t>1</m:t>
+            </m:r>
+          </m:e>
+        </m:d>
+        <m:sSub>
+          <m:e>
+            <m:r>
+              <m:t>R</m:t>
+            </m:r>
+          </m:e>
+          <m:sub>
+            <m:r>
+              <m:t>E</m:t>
+            </m:r>
+          </m:sub>
+        </m:sSub>
+        <m:r>
+          <m:rPr>
+            <m:sty m:val="p"/>
+          </m:rPr>
+          <m:t>′</m:t>
+        </m:r>
+        <m:r>
+          <m:rPr>
+            <m:sty m:val="p"/>
+          </m:rPr>
+          <m:t>/</m:t>
+        </m:r>
+        <m:d>
+          <m:dPr>
+            <m:begChr m:val="["/>
+            <m:endChr m:val="]"/>
+            <m:sepChr m:val=""/>
+            <m:grow/>
+          </m:dPr>
+          <m:e>
+            <m:sSub>
+              <m:e>
+                <m:r>
+                  <m:t>r</m:t>
+                </m:r>
+              </m:e>
+              <m:sub>
+                <m:r>
+                  <m:t>π</m:t>
+                </m:r>
+              </m:sub>
+            </m:sSub>
+            <m:r>
+              <m:rPr>
+                <m:sty m:val="p"/>
+              </m:rPr>
+              <m:t>+</m:t>
+            </m:r>
+            <m:d>
+              <m:dPr>
+                <m:begChr m:val="("/>
+                <m:endChr m:val=")"/>
+                <m:sepChr m:val=""/>
+                <m:grow/>
+              </m:dPr>
+              <m:e>
+                <m:r>
+                  <m:t>β</m:t>
+                </m:r>
+                <m:r>
+                  <m:rPr>
+                    <m:sty m:val="p"/>
+                  </m:rPr>
+                  <m:t>+</m:t>
+                </m:r>
+                <m:r>
+                  <m:t>1</m:t>
+                </m:r>
+              </m:e>
+            </m:d>
+            <m:sSub>
+              <m:e>
+                <m:r>
+                  <m:t>R</m:t>
+                </m:r>
+              </m:e>
+              <m:sub>
+                <m:r>
+                  <m:t>E</m:t>
+                </m:r>
+              </m:sub>
+            </m:sSub>
+            <m:r>
+              <m:rPr>
+                <m:sty m:val="p"/>
+              </m:rPr>
+              <m:t>′</m:t>
+            </m:r>
+          </m:e>
+        </m:d>
+      </m:oMath>
+      <w:r>
+        <w:rPr>
+          <w:rFonts w:ascii="Times New Roman" w:hAnsi="Times New Roman" w:cs="Times New Roman" w:eastAsia="Times New Roman"/>
+          <w:b w:val="0"/>
+          <w:i w:val="0"/>
+        </w:rPr>
+        <w:t xml:space="preserve"> paydası payından büyüktür; </w:t>
+      </w:r>
+      <m:oMath>
+        <m:sSub>
+          <m:e>
+            <m:r>
+              <m:t>r</m:t>
+            </m:r>
+          </m:e>
+          <m:sub>
+            <m:r>
+              <m:t>π</m:t>
+            </m:r>
+          </m:sub>
+        </m:sSub>
+      </m:oMath>
+      <w:r>
+        <w:rPr>
+          <w:rFonts w:ascii="Times New Roman" w:hAnsi="Times New Roman" w:cs="Times New Roman" w:eastAsia="Times New Roman"/>
+          <w:b w:val="0"/>
+          <w:i w:val="0"/>
+        </w:rPr>
+        <w:t xml:space="preserve"> sıfır olsaydı 1 olurdu. Gerilim kazancı yok ama akım kazancı (</w:t>
+      </w:r>
+      <m:oMath>
+        <m:r>
+          <m:t>β</m:t>
+        </m:r>
+        <m:r>
+          <m:rPr>
+            <m:sty m:val="p"/>
+          </m:rPr>
+          <m:t>+</m:t>
+        </m:r>
+        <m:r>
+          <m:t>1</m:t>
+        </m:r>
+      </m:oMath>
+      <w:r>
+        <w:rPr>
+          <w:rFonts w:ascii="Times New Roman" w:hAnsi="Times New Roman" w:cs="Times New Roman" w:eastAsia="Times New Roman"/>
+          <w:b w:val="0"/>
+          <w:i w:val="0"/>
+        </w:rPr>
+        <w:t>) var: bu devre 'tampon' olarak kullanılır.</w:t>
+      </w:r>
+    </w:p>
+    <w:p>
+      <w:r>
+        <w:rPr>
+          <w:rFonts w:ascii="Times New Roman" w:hAnsi="Times New Roman" w:cs="Times New Roman" w:eastAsia="Times New Roman"/>
+          <w:b/>
+          <w:i w:val="0"/>
+        </w:rPr>
+        <w:t>S:</w:t>
+      </w:r>
+      <w:r>
+        <w:rPr>
+          <w:rFonts w:ascii="Times New Roman" w:hAnsi="Times New Roman" w:cs="Times New Roman" w:eastAsia="Times New Roman"/>
+          <w:b w:val="0"/>
+          <w:i w:val="0"/>
+        </w:rPr>
+        <w:t xml:space="preserve"> CC'de neden çıkış direnci küçük?</w:t>
+      </w:r>
+    </w:p>
+    <w:p>
+      <w:r>
+        <w:rPr>
+          <w:rFonts w:ascii="Times New Roman" w:hAnsi="Times New Roman" w:cs="Times New Roman" w:eastAsia="Times New Roman"/>
+          <w:b/>
+          <w:i w:val="0"/>
+        </w:rPr>
+        <w:t>C:</w:t>
+      </w:r>
+      <w:r>
+        <w:rPr>
+          <w:rFonts w:ascii="Times New Roman" w:hAnsi="Times New Roman" w:cs="Times New Roman" w:eastAsia="Times New Roman"/>
+          <w:b w:val="0"/>
+          <w:i w:val="0"/>
+        </w:rPr>
+        <w:t xml:space="preserve"> Emetörden bakınca taban tarafı </w:t>
+      </w:r>
+      <m:oMath>
+        <m:sSub>
+          <m:e>
+            <m:r>
+              <m:t>r</m:t>
+            </m:r>
+          </m:e>
+          <m:sub>
+            <m:r>
+              <m:t>π</m:t>
+            </m:r>
+          </m:sub>
+        </m:sSub>
+        <m:r>
+          <m:rPr>
+            <m:sty m:val="p"/>
+          </m:rPr>
+          <m:t>/</m:t>
+        </m:r>
+        <m:d>
+          <m:dPr>
+            <m:begChr m:val="("/>
+            <m:endChr m:val=")"/>
+            <m:sepChr m:val=""/>
+            <m:grow/>
+          </m:dPr>
+          <m:e>
+            <m:r>
+              <m:t>β</m:t>
+            </m:r>
+            <m:r>
+              <m:rPr>
+                <m:sty m:val="p"/>
+              </m:rPr>
+              <m:t>+</m:t>
+            </m:r>
+            <m:r>
+              <m:t>1</m:t>
+            </m:r>
+          </m:e>
+        </m:d>
+      </m:oMath>
+      <w:r>
+        <w:rPr>
+          <w:rFonts w:ascii="Times New Roman" w:hAnsi="Times New Roman" w:cs="Times New Roman" w:eastAsia="Times New Roman"/>
+          <w:b w:val="0"/>
+          <w:i w:val="0"/>
+        </w:rPr>
+        <w:t xml:space="preserve"> olarak görünür (kaynak direnci </w:t>
+      </w:r>
+      <m:oMath>
+        <m:r>
+          <m:t>β</m:t>
+        </m:r>
+        <m:r>
+          <m:rPr>
+            <m:sty m:val="p"/>
+          </m:rPr>
+          <m:t>+</m:t>
+        </m:r>
+        <m:r>
+          <m:t>1</m:t>
+        </m:r>
+      </m:oMath>
+      <w:r>
+        <w:rPr>
+          <w:rFonts w:ascii="Times New Roman" w:hAnsi="Times New Roman" w:cs="Times New Roman" w:eastAsia="Times New Roman"/>
+          <w:b w:val="0"/>
+          <w:i w:val="0"/>
+        </w:rPr>
+        <w:t xml:space="preserve"> kat küçülür); bu yüzden düşük dirençli yükleri sürer.</w:t>
+      </w:r>
+    </w:p>
+    <w:p>
+      <w:r>
+        <w:rPr>
+          <w:rFonts w:ascii="Times New Roman" w:hAnsi="Times New Roman" w:cs="Times New Roman" w:eastAsia="Times New Roman"/>
+          <w:b/>
+          <w:i w:val="0"/>
+        </w:rPr>
+        <w:t>S:</w:t>
+      </w:r>
+      <w:r>
+        <w:rPr>
+          <w:rFonts w:ascii="Times New Roman" w:hAnsi="Times New Roman" w:cs="Times New Roman" w:eastAsia="Times New Roman"/>
+          <w:b w:val="0"/>
+          <w:i w:val="0"/>
+        </w:rPr>
+        <w:t xml:space="preserve"> THD ölçütü olarak %1 yerine %5 seçseydim?</w:t>
+      </w:r>
+    </w:p>
+    <w:p>
+      <w:r>
+        <w:rPr>
+          <w:rFonts w:ascii="Times New Roman" w:hAnsi="Times New Roman" w:cs="Times New Roman" w:eastAsia="Times New Roman"/>
+          <w:b/>
+          <w:i w:val="0"/>
+        </w:rPr>
+        <w:t>C:</w:t>
+      </w:r>
+      <w:r>
+        <w:rPr>
+          <w:rFonts w:ascii="Times New Roman" w:hAnsi="Times New Roman" w:cs="Times New Roman" w:eastAsia="Times New Roman"/>
+          <w:b w:val="0"/>
+          <w:i w:val="0"/>
+        </w:rPr>
+        <w:t xml:space="preserve"> Rapordaki THD tablosunda her ikisinin sınırı verildi; %5 ölçütüyle izin verilen genlik yaklaşık iki kat büyür (CE'li devrede çarpık dalga biçiminin gözle ayırt edilebildiği sınır %5 civarıdır).</w:t>
+      </w:r>
+    </w:p>
+    <w:p>
+      <w:r>
+        <w:rPr>
+          <w:rFonts w:ascii="Times New Roman" w:hAnsi="Times New Roman" w:cs="Times New Roman" w:eastAsia="Times New Roman"/>
+          <w:b/>
+          <w:i w:val="0"/>
+        </w:rPr>
+        <w:t>S:</w:t>
+      </w:r>
+      <w:r>
+        <w:rPr>
+          <w:rFonts w:ascii="Times New Roman" w:hAnsi="Times New Roman" w:cs="Times New Roman" w:eastAsia="Times New Roman"/>
+          <w:b w:val="0"/>
+          <w:i w:val="0"/>
+        </w:rPr>
+        <w:t xml:space="preserve"> Breadboard'da hata ararken sırayla ne yapılır?</w:t>
+      </w:r>
+    </w:p>
+    <w:p>
+      <w:r>
+        <w:rPr>
+          <w:rFonts w:ascii="Times New Roman" w:hAnsi="Times New Roman" w:cs="Times New Roman" w:eastAsia="Times New Roman"/>
+          <w:b/>
+          <w:i w:val="0"/>
+        </w:rPr>
+        <w:t>C:</w:t>
+      </w:r>
+      <w:r>
+        <w:rPr>
+          <w:rFonts w:ascii="Times New Roman" w:hAnsi="Times New Roman" w:cs="Times New Roman" w:eastAsia="Times New Roman"/>
+          <w:b w:val="0"/>
+          <w:i w:val="0"/>
+        </w:rPr>
+        <w:t xml:space="preserve"> (1) Besleme rayları gerçekten bağlı mı; (2) her direncin iki ucunun düğümü şemadakiyle aynı mı; (3) transistör bacakları C-B-E sırasıyla doğru sütunda mı; (4) kondansatörler (özellikle </w:t>
+      </w:r>
+      <m:oMath>
+        <m:sSub>
+          <m:e>
+            <m:r>
+              <m:t>C</m:t>
+            </m:r>
+          </m:e>
+          <m:sub>
+            <m:r>
+              <m:t>E</m:t>
+            </m:r>
+          </m:sub>
+        </m:sSub>
+      </m:oMath>
+      <w:r>
+        <w:rPr>
+          <w:rFonts w:ascii="Times New Roman" w:hAnsi="Times New Roman" w:cs="Times New Roman" w:eastAsia="Times New Roman"/>
+          <w:b w:val="0"/>
+          <w:i w:val="0"/>
+        </w:rPr>
+        <w:t>) takılı mı. Rapordaki E1–E5 bu sırayla bulunabilir.</w:t>
+      </w:r>
+    </w:p>
+    <w:p>
+      <w:r>
+        <w:rPr>
+          <w:rFonts w:ascii="Times New Roman" w:hAnsi="Times New Roman" w:cs="Times New Roman" w:eastAsia="Times New Roman"/>
+          <w:b/>
+          <w:i w:val="0"/>
+        </w:rPr>
+        <w:t>S:</w:t>
+      </w:r>
+      <w:r>
+        <w:rPr>
+          <w:rFonts w:ascii="Times New Roman" w:hAnsi="Times New Roman" w:cs="Times New Roman" w:eastAsia="Times New Roman"/>
+          <w:b w:val="0"/>
+          <w:i w:val="0"/>
+        </w:rPr>
+        <w:t xml:space="preserve"> LTspice sonuçları neden ngspice ile aynı?</w:t>
+      </w:r>
+    </w:p>
+    <w:p>
+      <w:r>
+        <w:rPr>
+          <w:rFonts w:ascii="Times New Roman" w:hAnsi="Times New Roman" w:cs="Times New Roman" w:eastAsia="Times New Roman"/>
+          <w:b/>
+          <w:i w:val="0"/>
+        </w:rPr>
+        <w:t>C:</w:t>
+      </w:r>
+      <w:r>
+        <w:rPr>
+          <w:rFonts w:ascii="Times New Roman" w:hAnsi="Times New Roman" w:cs="Times New Roman" w:eastAsia="Times New Roman"/>
+          <w:b w:val="0"/>
+          <w:i w:val="0"/>
+        </w:rPr>
+        <w:t xml:space="preserve"> Aynı model satırları ve aynı denklem seti. 100 kHz'te LTspice 34,419 dB, ngspice 34,420 dB okudu (rapordaki tablo).</w:t>
       </w:r>
     </w:p>
     <w:sectPr>
